--- a/Documentação/Dicionario_Dados_HelpDesk_v1.docx
+++ b/Documentação/Dicionario_Dados_HelpDesk_v1.docx
@@ -82,7 +82,7 @@
           <w:sz w:val="20"/>
           <w:szCs w:val="20"/>
         </w:rPr>
-        <w:t xml:space="preserve">PostgreSQL 15+ | Prisma ORM</w:t>
+        <w:t xml:space="preserve">PostgreSQL 15+ | SQLAlchemy 2.0</w:t>
       </w:r>
     </w:p>
     <w:p>
@@ -418,7 +418,7 @@
           <w:sz w:val="20"/>
           <w:szCs w:val="20"/>
         </w:rPr>
-        <w:t xml:space="preserve">O banco de dados e gerenciado pelo Prisma ORM, que gera migrations automaticas e garante type-safety entre o schema e o codigo TypeScript.</w:t>
+        <w:t xml:space="preserve">O banco de dados e gerenciado pelo SQLAlchemy 2.0 ORM, que gera migrations automaticas via Alembic e garante type-safety entre os modelos SQLAlchemy e o codigo Python.</w:t>
       </w:r>
     </w:p>
     <w:p>

--- a/Documentação/Dicionario_Dados_HelpDesk_v1.docx
+++ b/Documentação/Dicionario_Dados_HelpDesk_v1.docx
@@ -359,6 +359,48 @@
           </w:p>
         </w:tc>
       </w:tr>
+      <w:tr>
+        <w:tc>
+          <w:tcPr>
+            <w:tcW w:type="dxa" w:w="1500"/>
+          </w:tcPr>
+          <w:p>
+            <w:r>
+              <w:t>1.1</w:t>
+            </w:r>
+          </w:p>
+        </w:tc>
+        <w:tc>
+          <w:tcPr>
+            <w:tcW w:type="dxa" w:w="1500"/>
+          </w:tcPr>
+          <w:p>
+            <w:r>
+              <w:t>05/08/2026</w:t>
+            </w:r>
+          </w:p>
+        </w:tc>
+        <w:tc>
+          <w:tcPr>
+            <w:tcW w:type="dxa" w:w="2000"/>
+          </w:tcPr>
+          <w:p>
+            <w:r>
+              <w:t>Health &amp; Safety TI</w:t>
+            </w:r>
+          </w:p>
+        </w:tc>
+        <w:tc>
+          <w:tcPr>
+            <w:tcW w:type="dxa" w:w="2000"/>
+          </w:tcPr>
+          <w:p>
+            <w:r>
+              <w:t>Respostas rapidas, produtos na base de conhecimento, escala CSAT 1-10 e jornada de SLA 08:00-17:00</w:t>
+            </w:r>
+          </w:p>
+        </w:tc>
+      </w:tr>
     </w:tbl>
     <w:p>
       <w:r>
@@ -1129,7 +1171,7 @@
           <w:sz w:val="20"/>
           <w:szCs w:val="20"/>
         </w:rPr>
-        <w:t xml:space="preserve">O banco de dados e composto por 12 tabelas principais com os seguintes relacionamentos centrais:</w:t>
+        <w:t>O banco de dados e composto por 14 tabelas principais com os seguintes relacionamentos centrais:</w:t>
       </w:r>
     </w:p>
     <w:p>
@@ -1296,6 +1338,42 @@
     </w:p>
     <w:p>
       <w:pPr>
+        <w:pStyle w:val="ListParagraph"/>
+        <w:numPr>
+          <w:ilvl w:val="0"/>
+          <w:numId w:val="2"/>
+        </w:numPr>
+        <w:spacing w:after="60"/>
+      </w:pPr>
+      <w:r>
+        <w:rPr>
+          <w:rFonts w:ascii="Arial" w:cs="Arial" w:eastAsia="Arial" w:hAnsi="Arial"/>
+          <w:sz w:val="20"/>
+          <w:szCs w:val="20"/>
+        </w:rPr>
+        <w:t>kb_articles (N:N) -&gt; products via kb_article_products (artigo vale para um, varios ou todos os produtos)</w:t>
+      </w:r>
+    </w:p>
+    <w:p>
+      <w:pPr>
+        <w:pStyle w:val="ListParagraph"/>
+        <w:numPr>
+          <w:ilvl w:val="0"/>
+          <w:numId w:val="2"/>
+        </w:numPr>
+        <w:spacing w:after="60"/>
+      </w:pPr>
+      <w:r>
+        <w:rPr>
+          <w:rFonts w:ascii="Arial" w:cs="Arial" w:eastAsia="Arial" w:hAnsi="Arial"/>
+          <w:sz w:val="20"/>
+          <w:szCs w:val="20"/>
+        </w:rPr>
+        <w:t>users (1:N) -&gt; quick_replies (respostas rapidas criadas pela equipe)</w:t>
+      </w:r>
+    </w:p>
+    <w:p>
+      <w:pPr>
         <w:spacing w:after="100"/>
       </w:pPr>
     </w:p>
@@ -29880,7 +29958,7 @@
                 <w:sz w:val="18"/>
                 <w:szCs w:val="18"/>
               </w:rPr>
-              <w:t xml:space="preserve">'18:00'</w:t>
+              <w:t>'17:00'</w:t>
             </w:r>
           </w:p>
         </w:tc>
@@ -29934,7 +30012,7 @@
                 <w:sz w:val="18"/>
                 <w:szCs w:val="18"/>
               </w:rPr>
-              <w:t xml:space="preserve">Fim do horario comercial</w:t>
+              <w:t>Fim do horario comercial (9h uteis por dia)</w:t>
             </w:r>
           </w:p>
         </w:tc>
@@ -31805,7 +31883,7 @@
           <w:sz w:val="20"/>
           <w:szCs w:val="20"/>
         </w:rPr>
-        <w:t xml:space="preserve">Pesquisas de satisfacao enviadas automaticamente ao cliente apos resolucao do chamado. Cada chamado gera no maximo uma pesquisa. A nota segue escala de 1 a 5.</w:t>
+        <w:t>Pesquisas de satisfacao enviadas automaticamente ao cliente apos resolucao do chamado. Cada chamado gera no maximo uma pesquisa. A nota segue escala de 1 a 10.</w:t>
       </w:r>
     </w:p>
     <w:p>
@@ -32698,7 +32776,7 @@
                 <w:sz w:val="18"/>
                 <w:szCs w:val="18"/>
               </w:rPr>
-              <w:t xml:space="preserve">Nota de 1 a 5 (NULL se nao respondida)</w:t>
+              <w:t>Nota de 1 a 10 dada pelo cliente</w:t>
             </w:r>
           </w:p>
         </w:tc>
@@ -40092,6 +40170,2194 @@
     <w:p>
       <w:r>
         <w:br w:type="page"/>
+      </w:r>
+    </w:p>
+    <w:p>
+      <w:pPr>
+        <w:pStyle w:val="Heading2"/>
+        <w:spacing w:after="120" w:before="200"/>
+      </w:pPr>
+      <w:r>
+        <w:rPr>
+          <w:rFonts w:ascii="Arial" w:cs="Arial" w:eastAsia="Arial" w:hAnsi="Arial"/>
+          <w:b/>
+          <w:bCs/>
+          <w:color w:val="2E75B6"/>
+          <w:sz w:val="24"/>
+          <w:szCs w:val="24"/>
+        </w:rPr>
+        <w:t>2.13 quick_replies</w:t>
+      </w:r>
+    </w:p>
+    <w:p>
+      <w:pPr>
+        <w:spacing w:after="120"/>
+      </w:pPr>
+      <w:r>
+        <w:rPr>
+          <w:rFonts w:ascii="Arial" w:cs="Arial" w:eastAsia="Arial" w:hAnsi="Arial"/>
+          <w:sz w:val="20"/>
+          <w:szCs w:val="20"/>
+        </w:rPr>
+        <w:t>Mensagens prontas que o tecnico insere no chat do chamado digitando /atalho. A lista e unica para toda a equipe: admin e tecnico criam, editam e excluem. Resposta inativa continua cadastrada mas nao aparece no chat.</w:t>
+      </w:r>
+    </w:p>
+    <w:tbl>
+      <w:tblPr>
+        <w:tblW w:type="dxa" w:w="9360"/>
+        <w:tblBorders>
+          <w:top w:val="single" w:color="auto" w:sz="4"/>
+          <w:left w:val="single" w:color="auto" w:sz="4"/>
+          <w:bottom w:val="single" w:color="auto" w:sz="4"/>
+          <w:right w:val="single" w:color="auto" w:sz="4"/>
+          <w:insideH w:val="single" w:color="auto" w:sz="4"/>
+          <w:insideV w:val="single" w:color="auto" w:sz="4"/>
+        </w:tblBorders>
+      </w:tblPr>
+      <w:tblGrid>
+        <w:gridCol w:w="1800"/>
+        <w:gridCol w:w="1200"/>
+        <w:gridCol w:w="600"/>
+        <w:gridCol w:w="1000"/>
+        <w:gridCol w:w="1200"/>
+        <w:gridCol w:w="3560"/>
+      </w:tblGrid>
+      <w:tr>
+        <w:tc>
+          <w:tcPr>
+            <w:tcW w:type="dxa" w:w="1800"/>
+            <w:tcBorders>
+              <w:top w:val="single" w:color="CCCCCC" w:sz="1"/>
+              <w:left w:val="single" w:color="CCCCCC" w:sz="1"/>
+              <w:bottom w:val="single" w:color="CCCCCC" w:sz="1"/>
+              <w:right w:val="single" w:color="CCCCCC" w:sz="1"/>
+            </w:tcBorders>
+            <w:shd w:fill="1F4E79" w:val="clear"/>
+            <w:tcMar>
+              <w:top w:type="dxa" w:w="60"/>
+              <w:left w:type="dxa" w:w="100"/>
+              <w:bottom w:type="dxa" w:w="60"/>
+              <w:right w:type="dxa" w:w="100"/>
+            </w:tcMar>
+          </w:tcPr>
+          <w:p>
+            <w:r>
+              <w:rPr>
+                <w:rFonts w:ascii="Arial" w:cs="Arial" w:eastAsia="Arial" w:hAnsi="Arial"/>
+                <w:b/>
+                <w:bCs/>
+                <w:color w:val="FFFFFF"/>
+                <w:sz w:val="18"/>
+                <w:szCs w:val="18"/>
+              </w:rPr>
+              <w:t>Campo</w:t>
+            </w:r>
+          </w:p>
+        </w:tc>
+        <w:tc>
+          <w:tcPr>
+            <w:tcW w:type="dxa" w:w="1200"/>
+            <w:tcBorders>
+              <w:top w:val="single" w:color="CCCCCC" w:sz="1"/>
+              <w:left w:val="single" w:color="CCCCCC" w:sz="1"/>
+              <w:bottom w:val="single" w:color="CCCCCC" w:sz="1"/>
+              <w:right w:val="single" w:color="CCCCCC" w:sz="1"/>
+            </w:tcBorders>
+            <w:shd w:fill="1F4E79" w:val="clear"/>
+            <w:tcMar>
+              <w:top w:type="dxa" w:w="60"/>
+              <w:left w:type="dxa" w:w="100"/>
+              <w:bottom w:type="dxa" w:w="60"/>
+              <w:right w:type="dxa" w:w="100"/>
+            </w:tcMar>
+          </w:tcPr>
+          <w:p>
+            <w:r>
+              <w:rPr>
+                <w:rFonts w:ascii="Arial" w:cs="Arial" w:eastAsia="Arial" w:hAnsi="Arial"/>
+                <w:b/>
+                <w:bCs/>
+                <w:color w:val="FFFFFF"/>
+                <w:sz w:val="18"/>
+                <w:szCs w:val="18"/>
+              </w:rPr>
+              <w:t>Tipo</w:t>
+            </w:r>
+          </w:p>
+        </w:tc>
+        <w:tc>
+          <w:tcPr>
+            <w:tcW w:type="dxa" w:w="600"/>
+            <w:tcBorders>
+              <w:top w:val="single" w:color="CCCCCC" w:sz="1"/>
+              <w:left w:val="single" w:color="CCCCCC" w:sz="1"/>
+              <w:bottom w:val="single" w:color="CCCCCC" w:sz="1"/>
+              <w:right w:val="single" w:color="CCCCCC" w:sz="1"/>
+            </w:tcBorders>
+            <w:shd w:fill="1F4E79" w:val="clear"/>
+            <w:tcMar>
+              <w:top w:type="dxa" w:w="60"/>
+              <w:left w:type="dxa" w:w="100"/>
+              <w:bottom w:type="dxa" w:w="60"/>
+              <w:right w:type="dxa" w:w="100"/>
+            </w:tcMar>
+          </w:tcPr>
+          <w:p>
+            <w:r>
+              <w:rPr>
+                <w:rFonts w:ascii="Arial" w:cs="Arial" w:eastAsia="Arial" w:hAnsi="Arial"/>
+                <w:b/>
+                <w:bCs/>
+                <w:color w:val="FFFFFF"/>
+                <w:sz w:val="18"/>
+                <w:szCs w:val="18"/>
+              </w:rPr>
+              <w:t>Null</w:t>
+            </w:r>
+          </w:p>
+        </w:tc>
+        <w:tc>
+          <w:tcPr>
+            <w:tcW w:type="dxa" w:w="1000"/>
+            <w:tcBorders>
+              <w:top w:val="single" w:color="CCCCCC" w:sz="1"/>
+              <w:left w:val="single" w:color="CCCCCC" w:sz="1"/>
+              <w:bottom w:val="single" w:color="CCCCCC" w:sz="1"/>
+              <w:right w:val="single" w:color="CCCCCC" w:sz="1"/>
+            </w:tcBorders>
+            <w:shd w:fill="1F4E79" w:val="clear"/>
+            <w:tcMar>
+              <w:top w:type="dxa" w:w="60"/>
+              <w:left w:type="dxa" w:w="100"/>
+              <w:bottom w:type="dxa" w:w="60"/>
+              <w:right w:type="dxa" w:w="100"/>
+            </w:tcMar>
+          </w:tcPr>
+          <w:p>
+            <w:r>
+              <w:rPr>
+                <w:rFonts w:ascii="Arial" w:cs="Arial" w:eastAsia="Arial" w:hAnsi="Arial"/>
+                <w:b/>
+                <w:bCs/>
+                <w:color w:val="FFFFFF"/>
+                <w:sz w:val="18"/>
+                <w:szCs w:val="18"/>
+              </w:rPr>
+              <w:t>Default</w:t>
+            </w:r>
+          </w:p>
+        </w:tc>
+        <w:tc>
+          <w:tcPr>
+            <w:tcW w:type="dxa" w:w="1200"/>
+            <w:tcBorders>
+              <w:top w:val="single" w:color="CCCCCC" w:sz="1"/>
+              <w:left w:val="single" w:color="CCCCCC" w:sz="1"/>
+              <w:bottom w:val="single" w:color="CCCCCC" w:sz="1"/>
+              <w:right w:val="single" w:color="CCCCCC" w:sz="1"/>
+            </w:tcBorders>
+            <w:shd w:fill="1F4E79" w:val="clear"/>
+            <w:tcMar>
+              <w:top w:type="dxa" w:w="60"/>
+              <w:left w:type="dxa" w:w="100"/>
+              <w:bottom w:type="dxa" w:w="60"/>
+              <w:right w:type="dxa" w:w="100"/>
+            </w:tcMar>
+          </w:tcPr>
+          <w:p>
+            <w:r>
+              <w:rPr>
+                <w:rFonts w:ascii="Arial" w:cs="Arial" w:eastAsia="Arial" w:hAnsi="Arial"/>
+                <w:b/>
+                <w:bCs/>
+                <w:color w:val="FFFFFF"/>
+                <w:sz w:val="18"/>
+                <w:szCs w:val="18"/>
+              </w:rPr>
+              <w:t>Constraint</w:t>
+            </w:r>
+          </w:p>
+        </w:tc>
+        <w:tc>
+          <w:tcPr>
+            <w:tcW w:type="dxa" w:w="3560"/>
+            <w:tcBorders>
+              <w:top w:val="single" w:color="CCCCCC" w:sz="1"/>
+              <w:left w:val="single" w:color="CCCCCC" w:sz="1"/>
+              <w:bottom w:val="single" w:color="CCCCCC" w:sz="1"/>
+              <w:right w:val="single" w:color="CCCCCC" w:sz="1"/>
+            </w:tcBorders>
+            <w:shd w:fill="1F4E79" w:val="clear"/>
+            <w:tcMar>
+              <w:top w:type="dxa" w:w="60"/>
+              <w:left w:type="dxa" w:w="100"/>
+              <w:bottom w:type="dxa" w:w="60"/>
+              <w:right w:type="dxa" w:w="100"/>
+            </w:tcMar>
+          </w:tcPr>
+          <w:p>
+            <w:r>
+              <w:rPr>
+                <w:rFonts w:ascii="Arial" w:cs="Arial" w:eastAsia="Arial" w:hAnsi="Arial"/>
+                <w:b/>
+                <w:bCs/>
+                <w:color w:val="FFFFFF"/>
+                <w:sz w:val="18"/>
+                <w:szCs w:val="18"/>
+              </w:rPr>
+              <w:t>Descricao</w:t>
+            </w:r>
+          </w:p>
+        </w:tc>
+      </w:tr>
+      <w:tr>
+        <w:tc>
+          <w:tcPr>
+            <w:tcW w:type="dxa" w:w="1800"/>
+            <w:tcBorders>
+              <w:top w:val="single" w:color="CCCCCC" w:sz="1"/>
+              <w:left w:val="single" w:color="CCCCCC" w:sz="1"/>
+              <w:bottom w:val="single" w:color="CCCCCC" w:sz="1"/>
+              <w:right w:val="single" w:color="CCCCCC" w:sz="1"/>
+            </w:tcBorders>
+            <w:shd w:fill="E8F5E9" w:val="clear"/>
+            <w:tcMar>
+              <w:top w:type="dxa" w:w="60"/>
+              <w:left w:type="dxa" w:w="100"/>
+              <w:bottom w:type="dxa" w:w="60"/>
+              <w:right w:type="dxa" w:w="100"/>
+            </w:tcMar>
+          </w:tcPr>
+          <w:p>
+            <w:r>
+              <w:rPr>
+                <w:rFonts w:ascii="Arial" w:cs="Arial" w:eastAsia="Arial" w:hAnsi="Arial"/>
+                <w:b/>
+                <w:bCs/>
+                <w:sz w:val="18"/>
+                <w:szCs w:val="18"/>
+              </w:rPr>
+              <w:t>id</w:t>
+            </w:r>
+          </w:p>
+        </w:tc>
+        <w:tc>
+          <w:tcPr>
+            <w:tcW w:type="dxa" w:w="1200"/>
+            <w:tcBorders>
+              <w:top w:val="single" w:color="CCCCCC" w:sz="1"/>
+              <w:left w:val="single" w:color="CCCCCC" w:sz="1"/>
+              <w:bottom w:val="single" w:color="CCCCCC" w:sz="1"/>
+              <w:right w:val="single" w:color="CCCCCC" w:sz="1"/>
+            </w:tcBorders>
+            <w:shd w:fill="E8F5E9" w:val="clear"/>
+            <w:tcMar>
+              <w:top w:type="dxa" w:w="60"/>
+              <w:left w:type="dxa" w:w="100"/>
+              <w:bottom w:type="dxa" w:w="60"/>
+              <w:right w:type="dxa" w:w="100"/>
+            </w:tcMar>
+          </w:tcPr>
+          <w:p>
+            <w:r>
+              <w:rPr>
+                <w:rFonts w:ascii="Courier New" w:cs="Courier New" w:eastAsia="Courier New" w:hAnsi="Courier New"/>
+                <w:sz w:val="16"/>
+                <w:szCs w:val="16"/>
+              </w:rPr>
+              <w:t>UUID</w:t>
+            </w:r>
+          </w:p>
+        </w:tc>
+        <w:tc>
+          <w:tcPr>
+            <w:tcW w:type="dxa" w:w="600"/>
+            <w:tcBorders>
+              <w:top w:val="single" w:color="CCCCCC" w:sz="1"/>
+              <w:left w:val="single" w:color="CCCCCC" w:sz="1"/>
+              <w:bottom w:val="single" w:color="CCCCCC" w:sz="1"/>
+              <w:right w:val="single" w:color="CCCCCC" w:sz="1"/>
+            </w:tcBorders>
+            <w:shd w:fill="E8F5E9" w:val="clear"/>
+            <w:tcMar>
+              <w:top w:type="dxa" w:w="60"/>
+              <w:left w:type="dxa" w:w="100"/>
+              <w:bottom w:type="dxa" w:w="60"/>
+              <w:right w:type="dxa" w:w="100"/>
+            </w:tcMar>
+          </w:tcPr>
+          <w:p>
+            <w:r>
+              <w:rPr>
+                <w:rFonts w:ascii="Arial" w:cs="Arial" w:eastAsia="Arial" w:hAnsi="Arial"/>
+                <w:sz w:val="18"/>
+                <w:szCs w:val="18"/>
+              </w:rPr>
+              <w:t>NO</w:t>
+            </w:r>
+          </w:p>
+        </w:tc>
+        <w:tc>
+          <w:tcPr>
+            <w:tcW w:type="dxa" w:w="1000"/>
+            <w:tcBorders>
+              <w:top w:val="single" w:color="CCCCCC" w:sz="1"/>
+              <w:left w:val="single" w:color="CCCCCC" w:sz="1"/>
+              <w:bottom w:val="single" w:color="CCCCCC" w:sz="1"/>
+              <w:right w:val="single" w:color="CCCCCC" w:sz="1"/>
+            </w:tcBorders>
+            <w:shd w:fill="E8F5E9" w:val="clear"/>
+            <w:tcMar>
+              <w:top w:type="dxa" w:w="60"/>
+              <w:left w:type="dxa" w:w="100"/>
+              <w:bottom w:type="dxa" w:w="60"/>
+              <w:right w:type="dxa" w:w="100"/>
+            </w:tcMar>
+          </w:tcPr>
+          <w:p>
+            <w:r>
+              <w:rPr>
+                <w:rFonts w:ascii="Arial" w:cs="Arial" w:eastAsia="Arial" w:hAnsi="Arial"/>
+                <w:sz w:val="18"/>
+                <w:szCs w:val="18"/>
+              </w:rPr>
+              <w:t>uuid_generate_v4()</w:t>
+            </w:r>
+          </w:p>
+        </w:tc>
+        <w:tc>
+          <w:tcPr>
+            <w:tcW w:type="dxa" w:w="1200"/>
+            <w:tcBorders>
+              <w:top w:val="single" w:color="CCCCCC" w:sz="1"/>
+              <w:left w:val="single" w:color="CCCCCC" w:sz="1"/>
+              <w:bottom w:val="single" w:color="CCCCCC" w:sz="1"/>
+              <w:right w:val="single" w:color="CCCCCC" w:sz="1"/>
+            </w:tcBorders>
+            <w:shd w:fill="E8F5E9" w:val="clear"/>
+            <w:tcMar>
+              <w:top w:type="dxa" w:w="60"/>
+              <w:left w:type="dxa" w:w="100"/>
+              <w:bottom w:type="dxa" w:w="60"/>
+              <w:right w:type="dxa" w:w="100"/>
+            </w:tcMar>
+          </w:tcPr>
+          <w:p>
+            <w:r>
+              <w:rPr>
+                <w:rFonts w:ascii="Arial" w:cs="Arial" w:eastAsia="Arial" w:hAnsi="Arial"/>
+                <w:sz w:val="18"/>
+                <w:szCs w:val="18"/>
+              </w:rPr>
+              <w:t>PK</w:t>
+            </w:r>
+          </w:p>
+        </w:tc>
+        <w:tc>
+          <w:tcPr>
+            <w:tcW w:type="dxa" w:w="3560"/>
+            <w:tcBorders>
+              <w:top w:val="single" w:color="CCCCCC" w:sz="1"/>
+              <w:left w:val="single" w:color="CCCCCC" w:sz="1"/>
+              <w:bottom w:val="single" w:color="CCCCCC" w:sz="1"/>
+              <w:right w:val="single" w:color="CCCCCC" w:sz="1"/>
+            </w:tcBorders>
+            <w:shd w:fill="E8F5E9" w:val="clear"/>
+            <w:tcMar>
+              <w:top w:type="dxa" w:w="60"/>
+              <w:left w:type="dxa" w:w="100"/>
+              <w:bottom w:type="dxa" w:w="60"/>
+              <w:right w:type="dxa" w:w="100"/>
+            </w:tcMar>
+          </w:tcPr>
+          <w:p>
+            <w:r>
+              <w:rPr>
+                <w:rFonts w:ascii="Arial" w:cs="Arial" w:eastAsia="Arial" w:hAnsi="Arial"/>
+                <w:sz w:val="18"/>
+                <w:szCs w:val="18"/>
+              </w:rPr>
+              <w:t>Identificador unico da resposta</w:t>
+            </w:r>
+          </w:p>
+        </w:tc>
+      </w:tr>
+      <w:tr>
+        <w:tc>
+          <w:tcPr>
+            <w:tcW w:type="dxa" w:w="1800"/>
+            <w:tcBorders>
+              <w:top w:val="single" w:color="CCCCCC" w:sz="1"/>
+              <w:left w:val="single" w:color="CCCCCC" w:sz="1"/>
+              <w:bottom w:val="single" w:color="CCCCCC" w:sz="1"/>
+              <w:right w:val="single" w:color="CCCCCC" w:sz="1"/>
+            </w:tcBorders>
+            <w:shd w:fill="FFF3E0" w:val="clear"/>
+            <w:tcMar>
+              <w:top w:type="dxa" w:w="60"/>
+              <w:left w:type="dxa" w:w="100"/>
+              <w:bottom w:type="dxa" w:w="60"/>
+              <w:right w:type="dxa" w:w="100"/>
+            </w:tcMar>
+          </w:tcPr>
+          <w:p>
+            <w:r>
+              <w:rPr>
+                <w:rFonts w:ascii="Arial" w:cs="Arial" w:eastAsia="Arial" w:hAnsi="Arial"/>
+                <w:b/>
+                <w:bCs/>
+                <w:sz w:val="18"/>
+                <w:szCs w:val="18"/>
+              </w:rPr>
+              <w:t>shortcut</w:t>
+            </w:r>
+          </w:p>
+        </w:tc>
+        <w:tc>
+          <w:tcPr>
+            <w:tcW w:type="dxa" w:w="1200"/>
+            <w:tcBorders>
+              <w:top w:val="single" w:color="CCCCCC" w:sz="1"/>
+              <w:left w:val="single" w:color="CCCCCC" w:sz="1"/>
+              <w:bottom w:val="single" w:color="CCCCCC" w:sz="1"/>
+              <w:right w:val="single" w:color="CCCCCC" w:sz="1"/>
+            </w:tcBorders>
+            <w:shd w:fill="FFF3E0" w:val="clear"/>
+            <w:tcMar>
+              <w:top w:type="dxa" w:w="60"/>
+              <w:left w:type="dxa" w:w="100"/>
+              <w:bottom w:type="dxa" w:w="60"/>
+              <w:right w:type="dxa" w:w="100"/>
+            </w:tcMar>
+          </w:tcPr>
+          <w:p>
+            <w:r>
+              <w:rPr>
+                <w:rFonts w:ascii="Courier New" w:cs="Courier New" w:eastAsia="Courier New" w:hAnsi="Courier New"/>
+                <w:sz w:val="16"/>
+                <w:szCs w:val="16"/>
+              </w:rPr>
+              <w:t>VARCHAR(50)</w:t>
+            </w:r>
+          </w:p>
+        </w:tc>
+        <w:tc>
+          <w:tcPr>
+            <w:tcW w:type="dxa" w:w="600"/>
+            <w:tcBorders>
+              <w:top w:val="single" w:color="CCCCCC" w:sz="1"/>
+              <w:left w:val="single" w:color="CCCCCC" w:sz="1"/>
+              <w:bottom w:val="single" w:color="CCCCCC" w:sz="1"/>
+              <w:right w:val="single" w:color="CCCCCC" w:sz="1"/>
+            </w:tcBorders>
+            <w:shd w:fill="FFF3E0" w:val="clear"/>
+            <w:tcMar>
+              <w:top w:type="dxa" w:w="60"/>
+              <w:left w:type="dxa" w:w="100"/>
+              <w:bottom w:type="dxa" w:w="60"/>
+              <w:right w:type="dxa" w:w="100"/>
+            </w:tcMar>
+          </w:tcPr>
+          <w:p>
+            <w:r>
+              <w:rPr>
+                <w:rFonts w:ascii="Arial" w:cs="Arial" w:eastAsia="Arial" w:hAnsi="Arial"/>
+                <w:sz w:val="18"/>
+                <w:szCs w:val="18"/>
+              </w:rPr>
+              <w:t>NO</w:t>
+            </w:r>
+          </w:p>
+        </w:tc>
+        <w:tc>
+          <w:tcPr>
+            <w:tcW w:type="dxa" w:w="1000"/>
+            <w:tcBorders>
+              <w:top w:val="single" w:color="CCCCCC" w:sz="1"/>
+              <w:left w:val="single" w:color="CCCCCC" w:sz="1"/>
+              <w:bottom w:val="single" w:color="CCCCCC" w:sz="1"/>
+              <w:right w:val="single" w:color="CCCCCC" w:sz="1"/>
+            </w:tcBorders>
+            <w:shd w:fill="FFF3E0" w:val="clear"/>
+            <w:tcMar>
+              <w:top w:type="dxa" w:w="60"/>
+              <w:left w:type="dxa" w:w="100"/>
+              <w:bottom w:type="dxa" w:w="60"/>
+              <w:right w:type="dxa" w:w="100"/>
+            </w:tcMar>
+          </w:tcPr>
+          <w:p>
+            <w:r>
+              <w:rPr>
+                <w:rFonts w:ascii="Arial" w:cs="Arial" w:eastAsia="Arial" w:hAnsi="Arial"/>
+                <w:sz w:val="18"/>
+                <w:szCs w:val="18"/>
+              </w:rPr>
+              <w:t>-</w:t>
+            </w:r>
+          </w:p>
+        </w:tc>
+        <w:tc>
+          <w:tcPr>
+            <w:tcW w:type="dxa" w:w="1200"/>
+            <w:tcBorders>
+              <w:top w:val="single" w:color="CCCCCC" w:sz="1"/>
+              <w:left w:val="single" w:color="CCCCCC" w:sz="1"/>
+              <w:bottom w:val="single" w:color="CCCCCC" w:sz="1"/>
+              <w:right w:val="single" w:color="CCCCCC" w:sz="1"/>
+            </w:tcBorders>
+            <w:shd w:fill="FFF3E0" w:val="clear"/>
+            <w:tcMar>
+              <w:top w:type="dxa" w:w="60"/>
+              <w:left w:type="dxa" w:w="100"/>
+              <w:bottom w:type="dxa" w:w="60"/>
+              <w:right w:type="dxa" w:w="100"/>
+            </w:tcMar>
+          </w:tcPr>
+          <w:p>
+            <w:r>
+              <w:rPr>
+                <w:rFonts w:ascii="Arial" w:cs="Arial" w:eastAsia="Arial" w:hAnsi="Arial"/>
+                <w:sz w:val="18"/>
+                <w:szCs w:val="18"/>
+              </w:rPr>
+              <w:t>UQ</w:t>
+            </w:r>
+          </w:p>
+        </w:tc>
+        <w:tc>
+          <w:tcPr>
+            <w:tcW w:type="dxa" w:w="3560"/>
+            <w:tcBorders>
+              <w:top w:val="single" w:color="CCCCCC" w:sz="1"/>
+              <w:left w:val="single" w:color="CCCCCC" w:sz="1"/>
+              <w:bottom w:val="single" w:color="CCCCCC" w:sz="1"/>
+              <w:right w:val="single" w:color="CCCCCC" w:sz="1"/>
+            </w:tcBorders>
+            <w:shd w:fill="FFF3E0" w:val="clear"/>
+            <w:tcMar>
+              <w:top w:type="dxa" w:w="60"/>
+              <w:left w:type="dxa" w:w="100"/>
+              <w:bottom w:type="dxa" w:w="60"/>
+              <w:right w:type="dxa" w:w="100"/>
+            </w:tcMar>
+          </w:tcPr>
+          <w:p>
+            <w:r>
+              <w:rPr>
+                <w:rFonts w:ascii="Arial" w:cs="Arial" w:eastAsia="Arial" w:hAnsi="Arial"/>
+                <w:sz w:val="18"/>
+                <w:szCs w:val="18"/>
+              </w:rPr>
+              <w:t>Atalho digitado apos a barra (ex: bomdia)</w:t>
+            </w:r>
+          </w:p>
+        </w:tc>
+      </w:tr>
+      <w:tr>
+        <w:tc>
+          <w:tcPr>
+            <w:tcW w:type="dxa" w:w="1800"/>
+            <w:tcBorders>
+              <w:top w:val="single" w:color="CCCCCC" w:sz="1"/>
+              <w:left w:val="single" w:color="CCCCCC" w:sz="1"/>
+              <w:bottom w:val="single" w:color="CCCCCC" w:sz="1"/>
+              <w:right w:val="single" w:color="CCCCCC" w:sz="1"/>
+            </w:tcBorders>
+            <w:tcMar>
+              <w:top w:type="dxa" w:w="60"/>
+              <w:left w:type="dxa" w:w="100"/>
+              <w:bottom w:type="dxa" w:w="60"/>
+              <w:right w:type="dxa" w:w="100"/>
+            </w:tcMar>
+          </w:tcPr>
+          <w:p>
+            <w:r>
+              <w:rPr>
+                <w:rFonts w:ascii="Arial" w:cs="Arial" w:eastAsia="Arial" w:hAnsi="Arial"/>
+                <w:b/>
+                <w:bCs/>
+                <w:sz w:val="18"/>
+                <w:szCs w:val="18"/>
+              </w:rPr>
+              <w:t>title</w:t>
+            </w:r>
+          </w:p>
+        </w:tc>
+        <w:tc>
+          <w:tcPr>
+            <w:tcW w:type="dxa" w:w="1200"/>
+            <w:tcBorders>
+              <w:top w:val="single" w:color="CCCCCC" w:sz="1"/>
+              <w:left w:val="single" w:color="CCCCCC" w:sz="1"/>
+              <w:bottom w:val="single" w:color="CCCCCC" w:sz="1"/>
+              <w:right w:val="single" w:color="CCCCCC" w:sz="1"/>
+            </w:tcBorders>
+            <w:tcMar>
+              <w:top w:type="dxa" w:w="60"/>
+              <w:left w:type="dxa" w:w="100"/>
+              <w:bottom w:type="dxa" w:w="60"/>
+              <w:right w:type="dxa" w:w="100"/>
+            </w:tcMar>
+          </w:tcPr>
+          <w:p>
+            <w:r>
+              <w:rPr>
+                <w:rFonts w:ascii="Courier New" w:cs="Courier New" w:eastAsia="Courier New" w:hAnsi="Courier New"/>
+                <w:sz w:val="16"/>
+                <w:szCs w:val="16"/>
+              </w:rPr>
+              <w:t>VARCHAR(120)</w:t>
+            </w:r>
+          </w:p>
+        </w:tc>
+        <w:tc>
+          <w:tcPr>
+            <w:tcW w:type="dxa" w:w="600"/>
+            <w:tcBorders>
+              <w:top w:val="single" w:color="CCCCCC" w:sz="1"/>
+              <w:left w:val="single" w:color="CCCCCC" w:sz="1"/>
+              <w:bottom w:val="single" w:color="CCCCCC" w:sz="1"/>
+              <w:right w:val="single" w:color="CCCCCC" w:sz="1"/>
+            </w:tcBorders>
+            <w:tcMar>
+              <w:top w:type="dxa" w:w="60"/>
+              <w:left w:type="dxa" w:w="100"/>
+              <w:bottom w:type="dxa" w:w="60"/>
+              <w:right w:type="dxa" w:w="100"/>
+            </w:tcMar>
+          </w:tcPr>
+          <w:p>
+            <w:r>
+              <w:rPr>
+                <w:rFonts w:ascii="Arial" w:cs="Arial" w:eastAsia="Arial" w:hAnsi="Arial"/>
+                <w:sz w:val="18"/>
+                <w:szCs w:val="18"/>
+              </w:rPr>
+              <w:t>NO</w:t>
+            </w:r>
+          </w:p>
+        </w:tc>
+        <w:tc>
+          <w:tcPr>
+            <w:tcW w:type="dxa" w:w="1000"/>
+            <w:tcBorders>
+              <w:top w:val="single" w:color="CCCCCC" w:sz="1"/>
+              <w:left w:val="single" w:color="CCCCCC" w:sz="1"/>
+              <w:bottom w:val="single" w:color="CCCCCC" w:sz="1"/>
+              <w:right w:val="single" w:color="CCCCCC" w:sz="1"/>
+            </w:tcBorders>
+            <w:tcMar>
+              <w:top w:type="dxa" w:w="60"/>
+              <w:left w:type="dxa" w:w="100"/>
+              <w:bottom w:type="dxa" w:w="60"/>
+              <w:right w:type="dxa" w:w="100"/>
+            </w:tcMar>
+          </w:tcPr>
+          <w:p>
+            <w:r>
+              <w:rPr>
+                <w:rFonts w:ascii="Arial" w:cs="Arial" w:eastAsia="Arial" w:hAnsi="Arial"/>
+                <w:sz w:val="18"/>
+                <w:szCs w:val="18"/>
+              </w:rPr>
+              <w:t>-</w:t>
+            </w:r>
+          </w:p>
+        </w:tc>
+        <w:tc>
+          <w:tcPr>
+            <w:tcW w:type="dxa" w:w="1200"/>
+            <w:tcBorders>
+              <w:top w:val="single" w:color="CCCCCC" w:sz="1"/>
+              <w:left w:val="single" w:color="CCCCCC" w:sz="1"/>
+              <w:bottom w:val="single" w:color="CCCCCC" w:sz="1"/>
+              <w:right w:val="single" w:color="CCCCCC" w:sz="1"/>
+            </w:tcBorders>
+            <w:tcMar>
+              <w:top w:type="dxa" w:w="60"/>
+              <w:left w:type="dxa" w:w="100"/>
+              <w:bottom w:type="dxa" w:w="60"/>
+              <w:right w:type="dxa" w:w="100"/>
+            </w:tcMar>
+          </w:tcPr>
+          <w:p>
+            <w:r>
+              <w:rPr>
+                <w:rFonts w:ascii="Arial" w:cs="Arial" w:eastAsia="Arial" w:hAnsi="Arial"/>
+                <w:sz w:val="18"/>
+                <w:szCs w:val="18"/>
+              </w:rPr>
+              <w:t>-</w:t>
+            </w:r>
+          </w:p>
+        </w:tc>
+        <w:tc>
+          <w:tcPr>
+            <w:tcW w:type="dxa" w:w="3560"/>
+            <w:tcBorders>
+              <w:top w:val="single" w:color="CCCCCC" w:sz="1"/>
+              <w:left w:val="single" w:color="CCCCCC" w:sz="1"/>
+              <w:bottom w:val="single" w:color="CCCCCC" w:sz="1"/>
+              <w:right w:val="single" w:color="CCCCCC" w:sz="1"/>
+            </w:tcBorders>
+            <w:tcMar>
+              <w:top w:type="dxa" w:w="60"/>
+              <w:left w:type="dxa" w:w="100"/>
+              <w:bottom w:type="dxa" w:w="60"/>
+              <w:right w:type="dxa" w:w="100"/>
+            </w:tcMar>
+          </w:tcPr>
+          <w:p>
+            <w:r>
+              <w:rPr>
+                <w:rFonts w:ascii="Arial" w:cs="Arial" w:eastAsia="Arial" w:hAnsi="Arial"/>
+                <w:sz w:val="18"/>
+                <w:szCs w:val="18"/>
+              </w:rPr>
+              <w:t>Rotulo exibido na lista de selecao</w:t>
+            </w:r>
+          </w:p>
+        </w:tc>
+      </w:tr>
+      <w:tr>
+        <w:tc>
+          <w:tcPr>
+            <w:tcW w:type="dxa" w:w="1800"/>
+            <w:tcBorders>
+              <w:top w:val="single" w:color="CCCCCC" w:sz="1"/>
+              <w:left w:val="single" w:color="CCCCCC" w:sz="1"/>
+              <w:bottom w:val="single" w:color="CCCCCC" w:sz="1"/>
+              <w:right w:val="single" w:color="CCCCCC" w:sz="1"/>
+            </w:tcBorders>
+            <w:tcMar>
+              <w:top w:type="dxa" w:w="60"/>
+              <w:left w:type="dxa" w:w="100"/>
+              <w:bottom w:type="dxa" w:w="60"/>
+              <w:right w:type="dxa" w:w="100"/>
+            </w:tcMar>
+          </w:tcPr>
+          <w:p>
+            <w:r>
+              <w:rPr>
+                <w:rFonts w:ascii="Arial" w:cs="Arial" w:eastAsia="Arial" w:hAnsi="Arial"/>
+                <w:b/>
+                <w:bCs/>
+                <w:sz w:val="18"/>
+                <w:szCs w:val="18"/>
+              </w:rPr>
+              <w:t>content</w:t>
+            </w:r>
+          </w:p>
+        </w:tc>
+        <w:tc>
+          <w:tcPr>
+            <w:tcW w:type="dxa" w:w="1200"/>
+            <w:tcBorders>
+              <w:top w:val="single" w:color="CCCCCC" w:sz="1"/>
+              <w:left w:val="single" w:color="CCCCCC" w:sz="1"/>
+              <w:bottom w:val="single" w:color="CCCCCC" w:sz="1"/>
+              <w:right w:val="single" w:color="CCCCCC" w:sz="1"/>
+            </w:tcBorders>
+            <w:tcMar>
+              <w:top w:type="dxa" w:w="60"/>
+              <w:left w:type="dxa" w:w="100"/>
+              <w:bottom w:type="dxa" w:w="60"/>
+              <w:right w:type="dxa" w:w="100"/>
+            </w:tcMar>
+          </w:tcPr>
+          <w:p>
+            <w:r>
+              <w:rPr>
+                <w:rFonts w:ascii="Courier New" w:cs="Courier New" w:eastAsia="Courier New" w:hAnsi="Courier New"/>
+                <w:sz w:val="16"/>
+                <w:szCs w:val="16"/>
+              </w:rPr>
+              <w:t>TEXT</w:t>
+            </w:r>
+          </w:p>
+        </w:tc>
+        <w:tc>
+          <w:tcPr>
+            <w:tcW w:type="dxa" w:w="600"/>
+            <w:tcBorders>
+              <w:top w:val="single" w:color="CCCCCC" w:sz="1"/>
+              <w:left w:val="single" w:color="CCCCCC" w:sz="1"/>
+              <w:bottom w:val="single" w:color="CCCCCC" w:sz="1"/>
+              <w:right w:val="single" w:color="CCCCCC" w:sz="1"/>
+            </w:tcBorders>
+            <w:tcMar>
+              <w:top w:type="dxa" w:w="60"/>
+              <w:left w:type="dxa" w:w="100"/>
+              <w:bottom w:type="dxa" w:w="60"/>
+              <w:right w:type="dxa" w:w="100"/>
+            </w:tcMar>
+          </w:tcPr>
+          <w:p>
+            <w:r>
+              <w:rPr>
+                <w:rFonts w:ascii="Arial" w:cs="Arial" w:eastAsia="Arial" w:hAnsi="Arial"/>
+                <w:sz w:val="18"/>
+                <w:szCs w:val="18"/>
+              </w:rPr>
+              <w:t>NO</w:t>
+            </w:r>
+          </w:p>
+        </w:tc>
+        <w:tc>
+          <w:tcPr>
+            <w:tcW w:type="dxa" w:w="1000"/>
+            <w:tcBorders>
+              <w:top w:val="single" w:color="CCCCCC" w:sz="1"/>
+              <w:left w:val="single" w:color="CCCCCC" w:sz="1"/>
+              <w:bottom w:val="single" w:color="CCCCCC" w:sz="1"/>
+              <w:right w:val="single" w:color="CCCCCC" w:sz="1"/>
+            </w:tcBorders>
+            <w:tcMar>
+              <w:top w:type="dxa" w:w="60"/>
+              <w:left w:type="dxa" w:w="100"/>
+              <w:bottom w:type="dxa" w:w="60"/>
+              <w:right w:type="dxa" w:w="100"/>
+            </w:tcMar>
+          </w:tcPr>
+          <w:p>
+            <w:r>
+              <w:rPr>
+                <w:rFonts w:ascii="Arial" w:cs="Arial" w:eastAsia="Arial" w:hAnsi="Arial"/>
+                <w:sz w:val="18"/>
+                <w:szCs w:val="18"/>
+              </w:rPr>
+              <w:t>-</w:t>
+            </w:r>
+          </w:p>
+        </w:tc>
+        <w:tc>
+          <w:tcPr>
+            <w:tcW w:type="dxa" w:w="1200"/>
+            <w:tcBorders>
+              <w:top w:val="single" w:color="CCCCCC" w:sz="1"/>
+              <w:left w:val="single" w:color="CCCCCC" w:sz="1"/>
+              <w:bottom w:val="single" w:color="CCCCCC" w:sz="1"/>
+              <w:right w:val="single" w:color="CCCCCC" w:sz="1"/>
+            </w:tcBorders>
+            <w:tcMar>
+              <w:top w:type="dxa" w:w="60"/>
+              <w:left w:type="dxa" w:w="100"/>
+              <w:bottom w:type="dxa" w:w="60"/>
+              <w:right w:type="dxa" w:w="100"/>
+            </w:tcMar>
+          </w:tcPr>
+          <w:p>
+            <w:r>
+              <w:rPr>
+                <w:rFonts w:ascii="Arial" w:cs="Arial" w:eastAsia="Arial" w:hAnsi="Arial"/>
+                <w:sz w:val="18"/>
+                <w:szCs w:val="18"/>
+              </w:rPr>
+              <w:t>-</w:t>
+            </w:r>
+          </w:p>
+        </w:tc>
+        <w:tc>
+          <w:tcPr>
+            <w:tcW w:type="dxa" w:w="3560"/>
+            <w:tcBorders>
+              <w:top w:val="single" w:color="CCCCCC" w:sz="1"/>
+              <w:left w:val="single" w:color="CCCCCC" w:sz="1"/>
+              <w:bottom w:val="single" w:color="CCCCCC" w:sz="1"/>
+              <w:right w:val="single" w:color="CCCCCC" w:sz="1"/>
+            </w:tcBorders>
+            <w:tcMar>
+              <w:top w:type="dxa" w:w="60"/>
+              <w:left w:type="dxa" w:w="100"/>
+              <w:bottom w:type="dxa" w:w="60"/>
+              <w:right w:type="dxa" w:w="100"/>
+            </w:tcMar>
+          </w:tcPr>
+          <w:p>
+            <w:r>
+              <w:rPr>
+                <w:rFonts w:ascii="Arial" w:cs="Arial" w:eastAsia="Arial" w:hAnsi="Arial"/>
+                <w:sz w:val="18"/>
+                <w:szCs w:val="18"/>
+              </w:rPr>
+              <w:t>Texto inserido no campo de mensagem</w:t>
+            </w:r>
+          </w:p>
+        </w:tc>
+      </w:tr>
+      <w:tr>
+        <w:tc>
+          <w:tcPr>
+            <w:tcW w:type="dxa" w:w="1800"/>
+            <w:tcBorders>
+              <w:top w:val="single" w:color="CCCCCC" w:sz="1"/>
+              <w:left w:val="single" w:color="CCCCCC" w:sz="1"/>
+              <w:bottom w:val="single" w:color="CCCCCC" w:sz="1"/>
+              <w:right w:val="single" w:color="CCCCCC" w:sz="1"/>
+            </w:tcBorders>
+            <w:tcMar>
+              <w:top w:type="dxa" w:w="60"/>
+              <w:left w:type="dxa" w:w="100"/>
+              <w:bottom w:type="dxa" w:w="60"/>
+              <w:right w:type="dxa" w:w="100"/>
+            </w:tcMar>
+          </w:tcPr>
+          <w:p>
+            <w:r>
+              <w:rPr>
+                <w:rFonts w:ascii="Arial" w:cs="Arial" w:eastAsia="Arial" w:hAnsi="Arial"/>
+                <w:b/>
+                <w:bCs/>
+                <w:sz w:val="18"/>
+                <w:szCs w:val="18"/>
+              </w:rPr>
+              <w:t>is_active</w:t>
+            </w:r>
+          </w:p>
+        </w:tc>
+        <w:tc>
+          <w:tcPr>
+            <w:tcW w:type="dxa" w:w="1200"/>
+            <w:tcBorders>
+              <w:top w:val="single" w:color="CCCCCC" w:sz="1"/>
+              <w:left w:val="single" w:color="CCCCCC" w:sz="1"/>
+              <w:bottom w:val="single" w:color="CCCCCC" w:sz="1"/>
+              <w:right w:val="single" w:color="CCCCCC" w:sz="1"/>
+            </w:tcBorders>
+            <w:tcMar>
+              <w:top w:type="dxa" w:w="60"/>
+              <w:left w:type="dxa" w:w="100"/>
+              <w:bottom w:type="dxa" w:w="60"/>
+              <w:right w:type="dxa" w:w="100"/>
+            </w:tcMar>
+          </w:tcPr>
+          <w:p>
+            <w:r>
+              <w:rPr>
+                <w:rFonts w:ascii="Courier New" w:cs="Courier New" w:eastAsia="Courier New" w:hAnsi="Courier New"/>
+                <w:sz w:val="16"/>
+                <w:szCs w:val="16"/>
+              </w:rPr>
+              <w:t>BOOLEAN</w:t>
+            </w:r>
+          </w:p>
+        </w:tc>
+        <w:tc>
+          <w:tcPr>
+            <w:tcW w:type="dxa" w:w="600"/>
+            <w:tcBorders>
+              <w:top w:val="single" w:color="CCCCCC" w:sz="1"/>
+              <w:left w:val="single" w:color="CCCCCC" w:sz="1"/>
+              <w:bottom w:val="single" w:color="CCCCCC" w:sz="1"/>
+              <w:right w:val="single" w:color="CCCCCC" w:sz="1"/>
+            </w:tcBorders>
+            <w:tcMar>
+              <w:top w:type="dxa" w:w="60"/>
+              <w:left w:type="dxa" w:w="100"/>
+              <w:bottom w:type="dxa" w:w="60"/>
+              <w:right w:type="dxa" w:w="100"/>
+            </w:tcMar>
+          </w:tcPr>
+          <w:p>
+            <w:r>
+              <w:rPr>
+                <w:rFonts w:ascii="Arial" w:cs="Arial" w:eastAsia="Arial" w:hAnsi="Arial"/>
+                <w:sz w:val="18"/>
+                <w:szCs w:val="18"/>
+              </w:rPr>
+              <w:t>NO</w:t>
+            </w:r>
+          </w:p>
+        </w:tc>
+        <w:tc>
+          <w:tcPr>
+            <w:tcW w:type="dxa" w:w="1000"/>
+            <w:tcBorders>
+              <w:top w:val="single" w:color="CCCCCC" w:sz="1"/>
+              <w:left w:val="single" w:color="CCCCCC" w:sz="1"/>
+              <w:bottom w:val="single" w:color="CCCCCC" w:sz="1"/>
+              <w:right w:val="single" w:color="CCCCCC" w:sz="1"/>
+            </w:tcBorders>
+            <w:tcMar>
+              <w:top w:type="dxa" w:w="60"/>
+              <w:left w:type="dxa" w:w="100"/>
+              <w:bottom w:type="dxa" w:w="60"/>
+              <w:right w:type="dxa" w:w="100"/>
+            </w:tcMar>
+          </w:tcPr>
+          <w:p>
+            <w:r>
+              <w:rPr>
+                <w:rFonts w:ascii="Arial" w:cs="Arial" w:eastAsia="Arial" w:hAnsi="Arial"/>
+                <w:sz w:val="18"/>
+                <w:szCs w:val="18"/>
+              </w:rPr>
+              <w:t>true</w:t>
+            </w:r>
+          </w:p>
+        </w:tc>
+        <w:tc>
+          <w:tcPr>
+            <w:tcW w:type="dxa" w:w="1200"/>
+            <w:tcBorders>
+              <w:top w:val="single" w:color="CCCCCC" w:sz="1"/>
+              <w:left w:val="single" w:color="CCCCCC" w:sz="1"/>
+              <w:bottom w:val="single" w:color="CCCCCC" w:sz="1"/>
+              <w:right w:val="single" w:color="CCCCCC" w:sz="1"/>
+            </w:tcBorders>
+            <w:tcMar>
+              <w:top w:type="dxa" w:w="60"/>
+              <w:left w:type="dxa" w:w="100"/>
+              <w:bottom w:type="dxa" w:w="60"/>
+              <w:right w:type="dxa" w:w="100"/>
+            </w:tcMar>
+          </w:tcPr>
+          <w:p>
+            <w:r>
+              <w:rPr>
+                <w:rFonts w:ascii="Arial" w:cs="Arial" w:eastAsia="Arial" w:hAnsi="Arial"/>
+                <w:sz w:val="18"/>
+                <w:szCs w:val="18"/>
+              </w:rPr>
+              <w:t>-</w:t>
+            </w:r>
+          </w:p>
+        </w:tc>
+        <w:tc>
+          <w:tcPr>
+            <w:tcW w:type="dxa" w:w="3560"/>
+            <w:tcBorders>
+              <w:top w:val="single" w:color="CCCCCC" w:sz="1"/>
+              <w:left w:val="single" w:color="CCCCCC" w:sz="1"/>
+              <w:bottom w:val="single" w:color="CCCCCC" w:sz="1"/>
+              <w:right w:val="single" w:color="CCCCCC" w:sz="1"/>
+            </w:tcBorders>
+            <w:tcMar>
+              <w:top w:type="dxa" w:w="60"/>
+              <w:left w:type="dxa" w:w="100"/>
+              <w:bottom w:type="dxa" w:w="60"/>
+              <w:right w:type="dxa" w:w="100"/>
+            </w:tcMar>
+          </w:tcPr>
+          <w:p>
+            <w:r>
+              <w:rPr>
+                <w:rFonts w:ascii="Arial" w:cs="Arial" w:eastAsia="Arial" w:hAnsi="Arial"/>
+                <w:sz w:val="18"/>
+                <w:szCs w:val="18"/>
+              </w:rPr>
+              <w:t>Se aparece no menu do chat</w:t>
+            </w:r>
+          </w:p>
+        </w:tc>
+      </w:tr>
+      <w:tr>
+        <w:tc>
+          <w:tcPr>
+            <w:tcW w:type="dxa" w:w="1800"/>
+            <w:tcBorders>
+              <w:top w:val="single" w:color="CCCCCC" w:sz="1"/>
+              <w:left w:val="single" w:color="CCCCCC" w:sz="1"/>
+              <w:bottom w:val="single" w:color="CCCCCC" w:sz="1"/>
+              <w:right w:val="single" w:color="CCCCCC" w:sz="1"/>
+            </w:tcBorders>
+            <w:tcMar>
+              <w:top w:type="dxa" w:w="60"/>
+              <w:left w:type="dxa" w:w="100"/>
+              <w:bottom w:type="dxa" w:w="60"/>
+              <w:right w:type="dxa" w:w="100"/>
+            </w:tcMar>
+          </w:tcPr>
+          <w:p>
+            <w:r>
+              <w:rPr>
+                <w:rFonts w:ascii="Arial" w:cs="Arial" w:eastAsia="Arial" w:hAnsi="Arial"/>
+                <w:b/>
+                <w:bCs/>
+                <w:sz w:val="18"/>
+                <w:szCs w:val="18"/>
+              </w:rPr>
+              <w:t>created_by</w:t>
+            </w:r>
+          </w:p>
+        </w:tc>
+        <w:tc>
+          <w:tcPr>
+            <w:tcW w:type="dxa" w:w="1200"/>
+            <w:tcBorders>
+              <w:top w:val="single" w:color="CCCCCC" w:sz="1"/>
+              <w:left w:val="single" w:color="CCCCCC" w:sz="1"/>
+              <w:bottom w:val="single" w:color="CCCCCC" w:sz="1"/>
+              <w:right w:val="single" w:color="CCCCCC" w:sz="1"/>
+            </w:tcBorders>
+            <w:tcMar>
+              <w:top w:type="dxa" w:w="60"/>
+              <w:left w:type="dxa" w:w="100"/>
+              <w:bottom w:type="dxa" w:w="60"/>
+              <w:right w:type="dxa" w:w="100"/>
+            </w:tcMar>
+          </w:tcPr>
+          <w:p>
+            <w:r>
+              <w:rPr>
+                <w:rFonts w:ascii="Courier New" w:cs="Courier New" w:eastAsia="Courier New" w:hAnsi="Courier New"/>
+                <w:sz w:val="16"/>
+                <w:szCs w:val="16"/>
+              </w:rPr>
+              <w:t>UUID</w:t>
+            </w:r>
+          </w:p>
+        </w:tc>
+        <w:tc>
+          <w:tcPr>
+            <w:tcW w:type="dxa" w:w="600"/>
+            <w:tcBorders>
+              <w:top w:val="single" w:color="CCCCCC" w:sz="1"/>
+              <w:left w:val="single" w:color="CCCCCC" w:sz="1"/>
+              <w:bottom w:val="single" w:color="CCCCCC" w:sz="1"/>
+              <w:right w:val="single" w:color="CCCCCC" w:sz="1"/>
+            </w:tcBorders>
+            <w:tcMar>
+              <w:top w:type="dxa" w:w="60"/>
+              <w:left w:type="dxa" w:w="100"/>
+              <w:bottom w:type="dxa" w:w="60"/>
+              <w:right w:type="dxa" w:w="100"/>
+            </w:tcMar>
+          </w:tcPr>
+          <w:p>
+            <w:r>
+              <w:rPr>
+                <w:rFonts w:ascii="Arial" w:cs="Arial" w:eastAsia="Arial" w:hAnsi="Arial"/>
+                <w:sz w:val="18"/>
+                <w:szCs w:val="18"/>
+              </w:rPr>
+              <w:t>YES</w:t>
+            </w:r>
+          </w:p>
+        </w:tc>
+        <w:tc>
+          <w:tcPr>
+            <w:tcW w:type="dxa" w:w="1000"/>
+            <w:tcBorders>
+              <w:top w:val="single" w:color="CCCCCC" w:sz="1"/>
+              <w:left w:val="single" w:color="CCCCCC" w:sz="1"/>
+              <w:bottom w:val="single" w:color="CCCCCC" w:sz="1"/>
+              <w:right w:val="single" w:color="CCCCCC" w:sz="1"/>
+            </w:tcBorders>
+            <w:tcMar>
+              <w:top w:type="dxa" w:w="60"/>
+              <w:left w:type="dxa" w:w="100"/>
+              <w:bottom w:type="dxa" w:w="60"/>
+              <w:right w:type="dxa" w:w="100"/>
+            </w:tcMar>
+          </w:tcPr>
+          <w:p>
+            <w:r>
+              <w:rPr>
+                <w:rFonts w:ascii="Arial" w:cs="Arial" w:eastAsia="Arial" w:hAnsi="Arial"/>
+                <w:sz w:val="18"/>
+                <w:szCs w:val="18"/>
+              </w:rPr>
+              <w:t>NULL</w:t>
+            </w:r>
+          </w:p>
+        </w:tc>
+        <w:tc>
+          <w:tcPr>
+            <w:tcW w:type="dxa" w:w="1200"/>
+            <w:tcBorders>
+              <w:top w:val="single" w:color="CCCCCC" w:sz="1"/>
+              <w:left w:val="single" w:color="CCCCCC" w:sz="1"/>
+              <w:bottom w:val="single" w:color="CCCCCC" w:sz="1"/>
+              <w:right w:val="single" w:color="CCCCCC" w:sz="1"/>
+            </w:tcBorders>
+            <w:tcMar>
+              <w:top w:type="dxa" w:w="60"/>
+              <w:left w:type="dxa" w:w="100"/>
+              <w:bottom w:type="dxa" w:w="60"/>
+              <w:right w:type="dxa" w:w="100"/>
+            </w:tcMar>
+          </w:tcPr>
+          <w:p>
+            <w:r>
+              <w:rPr>
+                <w:rFonts w:ascii="Arial" w:cs="Arial" w:eastAsia="Arial" w:hAnsi="Arial"/>
+                <w:sz w:val="18"/>
+                <w:szCs w:val="18"/>
+              </w:rPr>
+              <w:t>FK users.id</w:t>
+            </w:r>
+          </w:p>
+        </w:tc>
+        <w:tc>
+          <w:tcPr>
+            <w:tcW w:type="dxa" w:w="3560"/>
+            <w:tcBorders>
+              <w:top w:val="single" w:color="CCCCCC" w:sz="1"/>
+              <w:left w:val="single" w:color="CCCCCC" w:sz="1"/>
+              <w:bottom w:val="single" w:color="CCCCCC" w:sz="1"/>
+              <w:right w:val="single" w:color="CCCCCC" w:sz="1"/>
+            </w:tcBorders>
+            <w:tcMar>
+              <w:top w:type="dxa" w:w="60"/>
+              <w:left w:type="dxa" w:w="100"/>
+              <w:bottom w:type="dxa" w:w="60"/>
+              <w:right w:type="dxa" w:w="100"/>
+            </w:tcMar>
+          </w:tcPr>
+          <w:p>
+            <w:r>
+              <w:rPr>
+                <w:rFonts w:ascii="Arial" w:cs="Arial" w:eastAsia="Arial" w:hAnsi="Arial"/>
+                <w:sz w:val="18"/>
+                <w:szCs w:val="18"/>
+              </w:rPr>
+              <w:t>Quem cadastrou (SET NULL se removido)</w:t>
+            </w:r>
+          </w:p>
+        </w:tc>
+      </w:tr>
+      <w:tr>
+        <w:tc>
+          <w:tcPr>
+            <w:tcW w:type="dxa" w:w="1800"/>
+            <w:tcBorders>
+              <w:top w:val="single" w:color="CCCCCC" w:sz="1"/>
+              <w:left w:val="single" w:color="CCCCCC" w:sz="1"/>
+              <w:bottom w:val="single" w:color="CCCCCC" w:sz="1"/>
+              <w:right w:val="single" w:color="CCCCCC" w:sz="1"/>
+            </w:tcBorders>
+            <w:tcMar>
+              <w:top w:type="dxa" w:w="60"/>
+              <w:left w:type="dxa" w:w="100"/>
+              <w:bottom w:type="dxa" w:w="60"/>
+              <w:right w:type="dxa" w:w="100"/>
+            </w:tcMar>
+          </w:tcPr>
+          <w:p>
+            <w:r>
+              <w:rPr>
+                <w:rFonts w:ascii="Arial" w:cs="Arial" w:eastAsia="Arial" w:hAnsi="Arial"/>
+                <w:b/>
+                <w:bCs/>
+                <w:sz w:val="18"/>
+                <w:szCs w:val="18"/>
+              </w:rPr>
+              <w:t>created_at</w:t>
+            </w:r>
+          </w:p>
+        </w:tc>
+        <w:tc>
+          <w:tcPr>
+            <w:tcW w:type="dxa" w:w="1200"/>
+            <w:tcBorders>
+              <w:top w:val="single" w:color="CCCCCC" w:sz="1"/>
+              <w:left w:val="single" w:color="CCCCCC" w:sz="1"/>
+              <w:bottom w:val="single" w:color="CCCCCC" w:sz="1"/>
+              <w:right w:val="single" w:color="CCCCCC" w:sz="1"/>
+            </w:tcBorders>
+            <w:tcMar>
+              <w:top w:type="dxa" w:w="60"/>
+              <w:left w:type="dxa" w:w="100"/>
+              <w:bottom w:type="dxa" w:w="60"/>
+              <w:right w:type="dxa" w:w="100"/>
+            </w:tcMar>
+          </w:tcPr>
+          <w:p>
+            <w:r>
+              <w:rPr>
+                <w:rFonts w:ascii="Courier New" w:cs="Courier New" w:eastAsia="Courier New" w:hAnsi="Courier New"/>
+                <w:sz w:val="16"/>
+                <w:szCs w:val="16"/>
+              </w:rPr>
+              <w:t>TIMESTAMPTZ</w:t>
+            </w:r>
+          </w:p>
+        </w:tc>
+        <w:tc>
+          <w:tcPr>
+            <w:tcW w:type="dxa" w:w="600"/>
+            <w:tcBorders>
+              <w:top w:val="single" w:color="CCCCCC" w:sz="1"/>
+              <w:left w:val="single" w:color="CCCCCC" w:sz="1"/>
+              <w:bottom w:val="single" w:color="CCCCCC" w:sz="1"/>
+              <w:right w:val="single" w:color="CCCCCC" w:sz="1"/>
+            </w:tcBorders>
+            <w:tcMar>
+              <w:top w:type="dxa" w:w="60"/>
+              <w:left w:type="dxa" w:w="100"/>
+              <w:bottom w:type="dxa" w:w="60"/>
+              <w:right w:type="dxa" w:w="100"/>
+            </w:tcMar>
+          </w:tcPr>
+          <w:p>
+            <w:r>
+              <w:rPr>
+                <w:rFonts w:ascii="Arial" w:cs="Arial" w:eastAsia="Arial" w:hAnsi="Arial"/>
+                <w:sz w:val="18"/>
+                <w:szCs w:val="18"/>
+              </w:rPr>
+              <w:t>NO</w:t>
+            </w:r>
+          </w:p>
+        </w:tc>
+        <w:tc>
+          <w:tcPr>
+            <w:tcW w:type="dxa" w:w="1000"/>
+            <w:tcBorders>
+              <w:top w:val="single" w:color="CCCCCC" w:sz="1"/>
+              <w:left w:val="single" w:color="CCCCCC" w:sz="1"/>
+              <w:bottom w:val="single" w:color="CCCCCC" w:sz="1"/>
+              <w:right w:val="single" w:color="CCCCCC" w:sz="1"/>
+            </w:tcBorders>
+            <w:tcMar>
+              <w:top w:type="dxa" w:w="60"/>
+              <w:left w:type="dxa" w:w="100"/>
+              <w:bottom w:type="dxa" w:w="60"/>
+              <w:right w:type="dxa" w:w="100"/>
+            </w:tcMar>
+          </w:tcPr>
+          <w:p>
+            <w:r>
+              <w:rPr>
+                <w:rFonts w:ascii="Arial" w:cs="Arial" w:eastAsia="Arial" w:hAnsi="Arial"/>
+                <w:sz w:val="18"/>
+                <w:szCs w:val="18"/>
+              </w:rPr>
+              <w:t>NOW()</w:t>
+            </w:r>
+          </w:p>
+        </w:tc>
+        <w:tc>
+          <w:tcPr>
+            <w:tcW w:type="dxa" w:w="1200"/>
+            <w:tcBorders>
+              <w:top w:val="single" w:color="CCCCCC" w:sz="1"/>
+              <w:left w:val="single" w:color="CCCCCC" w:sz="1"/>
+              <w:bottom w:val="single" w:color="CCCCCC" w:sz="1"/>
+              <w:right w:val="single" w:color="CCCCCC" w:sz="1"/>
+            </w:tcBorders>
+            <w:tcMar>
+              <w:top w:type="dxa" w:w="60"/>
+              <w:left w:type="dxa" w:w="100"/>
+              <w:bottom w:type="dxa" w:w="60"/>
+              <w:right w:type="dxa" w:w="100"/>
+            </w:tcMar>
+          </w:tcPr>
+          <w:p>
+            <w:r>
+              <w:rPr>
+                <w:rFonts w:ascii="Arial" w:cs="Arial" w:eastAsia="Arial" w:hAnsi="Arial"/>
+                <w:sz w:val="18"/>
+                <w:szCs w:val="18"/>
+              </w:rPr>
+              <w:t>-</w:t>
+            </w:r>
+          </w:p>
+        </w:tc>
+        <w:tc>
+          <w:tcPr>
+            <w:tcW w:type="dxa" w:w="3560"/>
+            <w:tcBorders>
+              <w:top w:val="single" w:color="CCCCCC" w:sz="1"/>
+              <w:left w:val="single" w:color="CCCCCC" w:sz="1"/>
+              <w:bottom w:val="single" w:color="CCCCCC" w:sz="1"/>
+              <w:right w:val="single" w:color="CCCCCC" w:sz="1"/>
+            </w:tcBorders>
+            <w:tcMar>
+              <w:top w:type="dxa" w:w="60"/>
+              <w:left w:type="dxa" w:w="100"/>
+              <w:bottom w:type="dxa" w:w="60"/>
+              <w:right w:type="dxa" w:w="100"/>
+            </w:tcMar>
+          </w:tcPr>
+          <w:p>
+            <w:r>
+              <w:rPr>
+                <w:rFonts w:ascii="Arial" w:cs="Arial" w:eastAsia="Arial" w:hAnsi="Arial"/>
+                <w:sz w:val="18"/>
+                <w:szCs w:val="18"/>
+              </w:rPr>
+              <w:t>Data de criacao</w:t>
+            </w:r>
+          </w:p>
+        </w:tc>
+      </w:tr>
+      <w:tr>
+        <w:tc>
+          <w:tcPr>
+            <w:tcW w:type="dxa" w:w="1800"/>
+            <w:tcBorders>
+              <w:top w:val="single" w:color="CCCCCC" w:sz="1"/>
+              <w:left w:val="single" w:color="CCCCCC" w:sz="1"/>
+              <w:bottom w:val="single" w:color="CCCCCC" w:sz="1"/>
+              <w:right w:val="single" w:color="CCCCCC" w:sz="1"/>
+            </w:tcBorders>
+            <w:tcMar>
+              <w:top w:type="dxa" w:w="60"/>
+              <w:left w:type="dxa" w:w="100"/>
+              <w:bottom w:type="dxa" w:w="60"/>
+              <w:right w:type="dxa" w:w="100"/>
+            </w:tcMar>
+          </w:tcPr>
+          <w:p>
+            <w:r>
+              <w:rPr>
+                <w:rFonts w:ascii="Arial" w:cs="Arial" w:eastAsia="Arial" w:hAnsi="Arial"/>
+                <w:b/>
+                <w:bCs/>
+                <w:sz w:val="18"/>
+                <w:szCs w:val="18"/>
+              </w:rPr>
+              <w:t>updated_at</w:t>
+            </w:r>
+          </w:p>
+        </w:tc>
+        <w:tc>
+          <w:tcPr>
+            <w:tcW w:type="dxa" w:w="1200"/>
+            <w:tcBorders>
+              <w:top w:val="single" w:color="CCCCCC" w:sz="1"/>
+              <w:left w:val="single" w:color="CCCCCC" w:sz="1"/>
+              <w:bottom w:val="single" w:color="CCCCCC" w:sz="1"/>
+              <w:right w:val="single" w:color="CCCCCC" w:sz="1"/>
+            </w:tcBorders>
+            <w:tcMar>
+              <w:top w:type="dxa" w:w="60"/>
+              <w:left w:type="dxa" w:w="100"/>
+              <w:bottom w:type="dxa" w:w="60"/>
+              <w:right w:type="dxa" w:w="100"/>
+            </w:tcMar>
+          </w:tcPr>
+          <w:p>
+            <w:r>
+              <w:rPr>
+                <w:rFonts w:ascii="Courier New" w:cs="Courier New" w:eastAsia="Courier New" w:hAnsi="Courier New"/>
+                <w:sz w:val="16"/>
+                <w:szCs w:val="16"/>
+              </w:rPr>
+              <w:t>TIMESTAMPTZ</w:t>
+            </w:r>
+          </w:p>
+        </w:tc>
+        <w:tc>
+          <w:tcPr>
+            <w:tcW w:type="dxa" w:w="600"/>
+            <w:tcBorders>
+              <w:top w:val="single" w:color="CCCCCC" w:sz="1"/>
+              <w:left w:val="single" w:color="CCCCCC" w:sz="1"/>
+              <w:bottom w:val="single" w:color="CCCCCC" w:sz="1"/>
+              <w:right w:val="single" w:color="CCCCCC" w:sz="1"/>
+            </w:tcBorders>
+            <w:tcMar>
+              <w:top w:type="dxa" w:w="60"/>
+              <w:left w:type="dxa" w:w="100"/>
+              <w:bottom w:type="dxa" w:w="60"/>
+              <w:right w:type="dxa" w:w="100"/>
+            </w:tcMar>
+          </w:tcPr>
+          <w:p>
+            <w:r>
+              <w:rPr>
+                <w:rFonts w:ascii="Arial" w:cs="Arial" w:eastAsia="Arial" w:hAnsi="Arial"/>
+                <w:sz w:val="18"/>
+                <w:szCs w:val="18"/>
+              </w:rPr>
+              <w:t>NO</w:t>
+            </w:r>
+          </w:p>
+        </w:tc>
+        <w:tc>
+          <w:tcPr>
+            <w:tcW w:type="dxa" w:w="1000"/>
+            <w:tcBorders>
+              <w:top w:val="single" w:color="CCCCCC" w:sz="1"/>
+              <w:left w:val="single" w:color="CCCCCC" w:sz="1"/>
+              <w:bottom w:val="single" w:color="CCCCCC" w:sz="1"/>
+              <w:right w:val="single" w:color="CCCCCC" w:sz="1"/>
+            </w:tcBorders>
+            <w:tcMar>
+              <w:top w:type="dxa" w:w="60"/>
+              <w:left w:type="dxa" w:w="100"/>
+              <w:bottom w:type="dxa" w:w="60"/>
+              <w:right w:type="dxa" w:w="100"/>
+            </w:tcMar>
+          </w:tcPr>
+          <w:p>
+            <w:r>
+              <w:rPr>
+                <w:rFonts w:ascii="Arial" w:cs="Arial" w:eastAsia="Arial" w:hAnsi="Arial"/>
+                <w:sz w:val="18"/>
+                <w:szCs w:val="18"/>
+              </w:rPr>
+              <w:t>NOW()</w:t>
+            </w:r>
+          </w:p>
+        </w:tc>
+        <w:tc>
+          <w:tcPr>
+            <w:tcW w:type="dxa" w:w="1200"/>
+            <w:tcBorders>
+              <w:top w:val="single" w:color="CCCCCC" w:sz="1"/>
+              <w:left w:val="single" w:color="CCCCCC" w:sz="1"/>
+              <w:bottom w:val="single" w:color="CCCCCC" w:sz="1"/>
+              <w:right w:val="single" w:color="CCCCCC" w:sz="1"/>
+            </w:tcBorders>
+            <w:tcMar>
+              <w:top w:type="dxa" w:w="60"/>
+              <w:left w:type="dxa" w:w="100"/>
+              <w:bottom w:type="dxa" w:w="60"/>
+              <w:right w:type="dxa" w:w="100"/>
+            </w:tcMar>
+          </w:tcPr>
+          <w:p>
+            <w:r>
+              <w:rPr>
+                <w:rFonts w:ascii="Arial" w:cs="Arial" w:eastAsia="Arial" w:hAnsi="Arial"/>
+                <w:sz w:val="18"/>
+                <w:szCs w:val="18"/>
+              </w:rPr>
+              <w:t>-</w:t>
+            </w:r>
+          </w:p>
+        </w:tc>
+        <w:tc>
+          <w:tcPr>
+            <w:tcW w:type="dxa" w:w="3560"/>
+            <w:tcBorders>
+              <w:top w:val="single" w:color="CCCCCC" w:sz="1"/>
+              <w:left w:val="single" w:color="CCCCCC" w:sz="1"/>
+              <w:bottom w:val="single" w:color="CCCCCC" w:sz="1"/>
+              <w:right w:val="single" w:color="CCCCCC" w:sz="1"/>
+            </w:tcBorders>
+            <w:tcMar>
+              <w:top w:type="dxa" w:w="60"/>
+              <w:left w:type="dxa" w:w="100"/>
+              <w:bottom w:type="dxa" w:w="60"/>
+              <w:right w:type="dxa" w:w="100"/>
+            </w:tcMar>
+          </w:tcPr>
+          <w:p>
+            <w:r>
+              <w:rPr>
+                <w:rFonts w:ascii="Arial" w:cs="Arial" w:eastAsia="Arial" w:hAnsi="Arial"/>
+                <w:sz w:val="18"/>
+                <w:szCs w:val="18"/>
+              </w:rPr>
+              <w:t>Data da ultima atualizacao</w:t>
+            </w:r>
+          </w:p>
+        </w:tc>
+      </w:tr>
+    </w:tbl>
+    <w:p>
+      <w:pPr>
+        <w:spacing w:after="120"/>
+      </w:pPr>
+      <w:r>
+        <w:rPr>
+          <w:rFonts w:ascii="Arial" w:cs="Arial" w:eastAsia="Arial" w:hAnsi="Arial"/>
+          <w:sz w:val="20"/>
+          <w:szCs w:val="20"/>
+        </w:rPr>
+        <w:t>Indices: ix_quick_replies_shortcut (unico)</w:t>
+      </w:r>
+    </w:p>
+    <w:p>
+      <w:pPr>
+        <w:pStyle w:val="Heading2"/>
+        <w:spacing w:after="120" w:before="200"/>
+      </w:pPr>
+      <w:r>
+        <w:rPr>
+          <w:rFonts w:ascii="Arial" w:cs="Arial" w:eastAsia="Arial" w:hAnsi="Arial"/>
+          <w:b/>
+          <w:bCs/>
+          <w:color w:val="2E75B6"/>
+          <w:sz w:val="24"/>
+          <w:szCs w:val="24"/>
+        </w:rPr>
+        <w:t>2.14 kb_article_products</w:t>
+      </w:r>
+    </w:p>
+    <w:p>
+      <w:pPr>
+        <w:spacing w:after="120"/>
+      </w:pPr>
+      <w:r>
+        <w:rPr>
+          <w:rFonts w:ascii="Arial" w:cs="Arial" w:eastAsia="Arial" w:hAnsi="Arial"/>
+          <w:sz w:val="20"/>
+          <w:szCs w:val="20"/>
+        </w:rPr>
+        <w:t>Tabela de ligacao entre artigos da base de conhecimento e produtos. REGRA IMPORTANTE: artigo sem nenhuma linha nesta tabela vale para TODOS os produtos. E o que sustenta a opcao 'Vale para todos os produtos' no formulario do artigo e o que mantem validos os artigos criados antes desta versao.</w:t>
+      </w:r>
+    </w:p>
+    <w:tbl>
+      <w:tblPr>
+        <w:tblW w:type="dxa" w:w="9360"/>
+        <w:tblBorders>
+          <w:top w:val="single" w:color="auto" w:sz="4"/>
+          <w:left w:val="single" w:color="auto" w:sz="4"/>
+          <w:bottom w:val="single" w:color="auto" w:sz="4"/>
+          <w:right w:val="single" w:color="auto" w:sz="4"/>
+          <w:insideH w:val="single" w:color="auto" w:sz="4"/>
+          <w:insideV w:val="single" w:color="auto" w:sz="4"/>
+        </w:tblBorders>
+      </w:tblPr>
+      <w:tblGrid>
+        <w:gridCol w:w="1800"/>
+        <w:gridCol w:w="1200"/>
+        <w:gridCol w:w="600"/>
+        <w:gridCol w:w="1000"/>
+        <w:gridCol w:w="1200"/>
+        <w:gridCol w:w="3560"/>
+      </w:tblGrid>
+      <w:tr>
+        <w:tc>
+          <w:tcPr>
+            <w:tcW w:type="dxa" w:w="1800"/>
+            <w:tcBorders>
+              <w:top w:val="single" w:color="CCCCCC" w:sz="1"/>
+              <w:left w:val="single" w:color="CCCCCC" w:sz="1"/>
+              <w:bottom w:val="single" w:color="CCCCCC" w:sz="1"/>
+              <w:right w:val="single" w:color="CCCCCC" w:sz="1"/>
+            </w:tcBorders>
+            <w:shd w:fill="1F4E79" w:val="clear"/>
+            <w:tcMar>
+              <w:top w:type="dxa" w:w="60"/>
+              <w:left w:type="dxa" w:w="100"/>
+              <w:bottom w:type="dxa" w:w="60"/>
+              <w:right w:type="dxa" w:w="100"/>
+            </w:tcMar>
+          </w:tcPr>
+          <w:p>
+            <w:r>
+              <w:rPr>
+                <w:rFonts w:ascii="Arial" w:cs="Arial" w:eastAsia="Arial" w:hAnsi="Arial"/>
+                <w:b/>
+                <w:bCs/>
+                <w:color w:val="FFFFFF"/>
+                <w:sz w:val="18"/>
+                <w:szCs w:val="18"/>
+              </w:rPr>
+              <w:t>Campo</w:t>
+            </w:r>
+          </w:p>
+        </w:tc>
+        <w:tc>
+          <w:tcPr>
+            <w:tcW w:type="dxa" w:w="1200"/>
+            <w:tcBorders>
+              <w:top w:val="single" w:color="CCCCCC" w:sz="1"/>
+              <w:left w:val="single" w:color="CCCCCC" w:sz="1"/>
+              <w:bottom w:val="single" w:color="CCCCCC" w:sz="1"/>
+              <w:right w:val="single" w:color="CCCCCC" w:sz="1"/>
+            </w:tcBorders>
+            <w:shd w:fill="1F4E79" w:val="clear"/>
+            <w:tcMar>
+              <w:top w:type="dxa" w:w="60"/>
+              <w:left w:type="dxa" w:w="100"/>
+              <w:bottom w:type="dxa" w:w="60"/>
+              <w:right w:type="dxa" w:w="100"/>
+            </w:tcMar>
+          </w:tcPr>
+          <w:p>
+            <w:r>
+              <w:rPr>
+                <w:rFonts w:ascii="Arial" w:cs="Arial" w:eastAsia="Arial" w:hAnsi="Arial"/>
+                <w:b/>
+                <w:bCs/>
+                <w:color w:val="FFFFFF"/>
+                <w:sz w:val="18"/>
+                <w:szCs w:val="18"/>
+              </w:rPr>
+              <w:t>Tipo</w:t>
+            </w:r>
+          </w:p>
+        </w:tc>
+        <w:tc>
+          <w:tcPr>
+            <w:tcW w:type="dxa" w:w="600"/>
+            <w:tcBorders>
+              <w:top w:val="single" w:color="CCCCCC" w:sz="1"/>
+              <w:left w:val="single" w:color="CCCCCC" w:sz="1"/>
+              <w:bottom w:val="single" w:color="CCCCCC" w:sz="1"/>
+              <w:right w:val="single" w:color="CCCCCC" w:sz="1"/>
+            </w:tcBorders>
+            <w:shd w:fill="1F4E79" w:val="clear"/>
+            <w:tcMar>
+              <w:top w:type="dxa" w:w="60"/>
+              <w:left w:type="dxa" w:w="100"/>
+              <w:bottom w:type="dxa" w:w="60"/>
+              <w:right w:type="dxa" w:w="100"/>
+            </w:tcMar>
+          </w:tcPr>
+          <w:p>
+            <w:r>
+              <w:rPr>
+                <w:rFonts w:ascii="Arial" w:cs="Arial" w:eastAsia="Arial" w:hAnsi="Arial"/>
+                <w:b/>
+                <w:bCs/>
+                <w:color w:val="FFFFFF"/>
+                <w:sz w:val="18"/>
+                <w:szCs w:val="18"/>
+              </w:rPr>
+              <w:t>Null</w:t>
+            </w:r>
+          </w:p>
+        </w:tc>
+        <w:tc>
+          <w:tcPr>
+            <w:tcW w:type="dxa" w:w="1000"/>
+            <w:tcBorders>
+              <w:top w:val="single" w:color="CCCCCC" w:sz="1"/>
+              <w:left w:val="single" w:color="CCCCCC" w:sz="1"/>
+              <w:bottom w:val="single" w:color="CCCCCC" w:sz="1"/>
+              <w:right w:val="single" w:color="CCCCCC" w:sz="1"/>
+            </w:tcBorders>
+            <w:shd w:fill="1F4E79" w:val="clear"/>
+            <w:tcMar>
+              <w:top w:type="dxa" w:w="60"/>
+              <w:left w:type="dxa" w:w="100"/>
+              <w:bottom w:type="dxa" w:w="60"/>
+              <w:right w:type="dxa" w:w="100"/>
+            </w:tcMar>
+          </w:tcPr>
+          <w:p>
+            <w:r>
+              <w:rPr>
+                <w:rFonts w:ascii="Arial" w:cs="Arial" w:eastAsia="Arial" w:hAnsi="Arial"/>
+                <w:b/>
+                <w:bCs/>
+                <w:color w:val="FFFFFF"/>
+                <w:sz w:val="18"/>
+                <w:szCs w:val="18"/>
+              </w:rPr>
+              <w:t>Default</w:t>
+            </w:r>
+          </w:p>
+        </w:tc>
+        <w:tc>
+          <w:tcPr>
+            <w:tcW w:type="dxa" w:w="1200"/>
+            <w:tcBorders>
+              <w:top w:val="single" w:color="CCCCCC" w:sz="1"/>
+              <w:left w:val="single" w:color="CCCCCC" w:sz="1"/>
+              <w:bottom w:val="single" w:color="CCCCCC" w:sz="1"/>
+              <w:right w:val="single" w:color="CCCCCC" w:sz="1"/>
+            </w:tcBorders>
+            <w:shd w:fill="1F4E79" w:val="clear"/>
+            <w:tcMar>
+              <w:top w:type="dxa" w:w="60"/>
+              <w:left w:type="dxa" w:w="100"/>
+              <w:bottom w:type="dxa" w:w="60"/>
+              <w:right w:type="dxa" w:w="100"/>
+            </w:tcMar>
+          </w:tcPr>
+          <w:p>
+            <w:r>
+              <w:rPr>
+                <w:rFonts w:ascii="Arial" w:cs="Arial" w:eastAsia="Arial" w:hAnsi="Arial"/>
+                <w:b/>
+                <w:bCs/>
+                <w:color w:val="FFFFFF"/>
+                <w:sz w:val="18"/>
+                <w:szCs w:val="18"/>
+              </w:rPr>
+              <w:t>Constraint</w:t>
+            </w:r>
+          </w:p>
+        </w:tc>
+        <w:tc>
+          <w:tcPr>
+            <w:tcW w:type="dxa" w:w="3560"/>
+            <w:tcBorders>
+              <w:top w:val="single" w:color="CCCCCC" w:sz="1"/>
+              <w:left w:val="single" w:color="CCCCCC" w:sz="1"/>
+              <w:bottom w:val="single" w:color="CCCCCC" w:sz="1"/>
+              <w:right w:val="single" w:color="CCCCCC" w:sz="1"/>
+            </w:tcBorders>
+            <w:shd w:fill="1F4E79" w:val="clear"/>
+            <w:tcMar>
+              <w:top w:type="dxa" w:w="60"/>
+              <w:left w:type="dxa" w:w="100"/>
+              <w:bottom w:type="dxa" w:w="60"/>
+              <w:right w:type="dxa" w:w="100"/>
+            </w:tcMar>
+          </w:tcPr>
+          <w:p>
+            <w:r>
+              <w:rPr>
+                <w:rFonts w:ascii="Arial" w:cs="Arial" w:eastAsia="Arial" w:hAnsi="Arial"/>
+                <w:b/>
+                <w:bCs/>
+                <w:color w:val="FFFFFF"/>
+                <w:sz w:val="18"/>
+                <w:szCs w:val="18"/>
+              </w:rPr>
+              <w:t>Descricao</w:t>
+            </w:r>
+          </w:p>
+        </w:tc>
+      </w:tr>
+      <w:tr>
+        <w:tc>
+          <w:tcPr>
+            <w:tcW w:type="dxa" w:w="1800"/>
+            <w:tcBorders>
+              <w:top w:val="single" w:color="CCCCCC" w:sz="1"/>
+              <w:left w:val="single" w:color="CCCCCC" w:sz="1"/>
+              <w:bottom w:val="single" w:color="CCCCCC" w:sz="1"/>
+              <w:right w:val="single" w:color="CCCCCC" w:sz="1"/>
+            </w:tcBorders>
+            <w:shd w:fill="E8F5E9" w:val="clear"/>
+            <w:tcMar>
+              <w:top w:type="dxa" w:w="60"/>
+              <w:left w:type="dxa" w:w="100"/>
+              <w:bottom w:type="dxa" w:w="60"/>
+              <w:right w:type="dxa" w:w="100"/>
+            </w:tcMar>
+          </w:tcPr>
+          <w:p>
+            <w:r>
+              <w:rPr>
+                <w:rFonts w:ascii="Arial" w:cs="Arial" w:eastAsia="Arial" w:hAnsi="Arial"/>
+                <w:b/>
+                <w:bCs/>
+                <w:sz w:val="18"/>
+                <w:szCs w:val="18"/>
+              </w:rPr>
+              <w:t>article_id</w:t>
+            </w:r>
+          </w:p>
+        </w:tc>
+        <w:tc>
+          <w:tcPr>
+            <w:tcW w:type="dxa" w:w="1200"/>
+            <w:tcBorders>
+              <w:top w:val="single" w:color="CCCCCC" w:sz="1"/>
+              <w:left w:val="single" w:color="CCCCCC" w:sz="1"/>
+              <w:bottom w:val="single" w:color="CCCCCC" w:sz="1"/>
+              <w:right w:val="single" w:color="CCCCCC" w:sz="1"/>
+            </w:tcBorders>
+            <w:shd w:fill="E8F5E9" w:val="clear"/>
+            <w:tcMar>
+              <w:top w:type="dxa" w:w="60"/>
+              <w:left w:type="dxa" w:w="100"/>
+              <w:bottom w:type="dxa" w:w="60"/>
+              <w:right w:type="dxa" w:w="100"/>
+            </w:tcMar>
+          </w:tcPr>
+          <w:p>
+            <w:r>
+              <w:rPr>
+                <w:rFonts w:ascii="Courier New" w:cs="Courier New" w:eastAsia="Courier New" w:hAnsi="Courier New"/>
+                <w:sz w:val="16"/>
+                <w:szCs w:val="16"/>
+              </w:rPr>
+              <w:t>UUID</w:t>
+            </w:r>
+          </w:p>
+        </w:tc>
+        <w:tc>
+          <w:tcPr>
+            <w:tcW w:type="dxa" w:w="600"/>
+            <w:tcBorders>
+              <w:top w:val="single" w:color="CCCCCC" w:sz="1"/>
+              <w:left w:val="single" w:color="CCCCCC" w:sz="1"/>
+              <w:bottom w:val="single" w:color="CCCCCC" w:sz="1"/>
+              <w:right w:val="single" w:color="CCCCCC" w:sz="1"/>
+            </w:tcBorders>
+            <w:shd w:fill="E8F5E9" w:val="clear"/>
+            <w:tcMar>
+              <w:top w:type="dxa" w:w="60"/>
+              <w:left w:type="dxa" w:w="100"/>
+              <w:bottom w:type="dxa" w:w="60"/>
+              <w:right w:type="dxa" w:w="100"/>
+            </w:tcMar>
+          </w:tcPr>
+          <w:p>
+            <w:r>
+              <w:rPr>
+                <w:rFonts w:ascii="Arial" w:cs="Arial" w:eastAsia="Arial" w:hAnsi="Arial"/>
+                <w:sz w:val="18"/>
+                <w:szCs w:val="18"/>
+              </w:rPr>
+              <w:t>NO</w:t>
+            </w:r>
+          </w:p>
+        </w:tc>
+        <w:tc>
+          <w:tcPr>
+            <w:tcW w:type="dxa" w:w="1000"/>
+            <w:tcBorders>
+              <w:top w:val="single" w:color="CCCCCC" w:sz="1"/>
+              <w:left w:val="single" w:color="CCCCCC" w:sz="1"/>
+              <w:bottom w:val="single" w:color="CCCCCC" w:sz="1"/>
+              <w:right w:val="single" w:color="CCCCCC" w:sz="1"/>
+            </w:tcBorders>
+            <w:shd w:fill="E8F5E9" w:val="clear"/>
+            <w:tcMar>
+              <w:top w:type="dxa" w:w="60"/>
+              <w:left w:type="dxa" w:w="100"/>
+              <w:bottom w:type="dxa" w:w="60"/>
+              <w:right w:type="dxa" w:w="100"/>
+            </w:tcMar>
+          </w:tcPr>
+          <w:p>
+            <w:r>
+              <w:rPr>
+                <w:rFonts w:ascii="Arial" w:cs="Arial" w:eastAsia="Arial" w:hAnsi="Arial"/>
+                <w:sz w:val="18"/>
+                <w:szCs w:val="18"/>
+              </w:rPr>
+              <w:t>-</w:t>
+            </w:r>
+          </w:p>
+        </w:tc>
+        <w:tc>
+          <w:tcPr>
+            <w:tcW w:type="dxa" w:w="1200"/>
+            <w:tcBorders>
+              <w:top w:val="single" w:color="CCCCCC" w:sz="1"/>
+              <w:left w:val="single" w:color="CCCCCC" w:sz="1"/>
+              <w:bottom w:val="single" w:color="CCCCCC" w:sz="1"/>
+              <w:right w:val="single" w:color="CCCCCC" w:sz="1"/>
+            </w:tcBorders>
+            <w:shd w:fill="E8F5E9" w:val="clear"/>
+            <w:tcMar>
+              <w:top w:type="dxa" w:w="60"/>
+              <w:left w:type="dxa" w:w="100"/>
+              <w:bottom w:type="dxa" w:w="60"/>
+              <w:right w:type="dxa" w:w="100"/>
+            </w:tcMar>
+          </w:tcPr>
+          <w:p>
+            <w:r>
+              <w:rPr>
+                <w:rFonts w:ascii="Arial" w:cs="Arial" w:eastAsia="Arial" w:hAnsi="Arial"/>
+                <w:sz w:val="18"/>
+                <w:szCs w:val="18"/>
+              </w:rPr>
+              <w:t>PK, FK kb_articles.id</w:t>
+            </w:r>
+          </w:p>
+        </w:tc>
+        <w:tc>
+          <w:tcPr>
+            <w:tcW w:type="dxa" w:w="3560"/>
+            <w:tcBorders>
+              <w:top w:val="single" w:color="CCCCCC" w:sz="1"/>
+              <w:left w:val="single" w:color="CCCCCC" w:sz="1"/>
+              <w:bottom w:val="single" w:color="CCCCCC" w:sz="1"/>
+              <w:right w:val="single" w:color="CCCCCC" w:sz="1"/>
+            </w:tcBorders>
+            <w:shd w:fill="E8F5E9" w:val="clear"/>
+            <w:tcMar>
+              <w:top w:type="dxa" w:w="60"/>
+              <w:left w:type="dxa" w:w="100"/>
+              <w:bottom w:type="dxa" w:w="60"/>
+              <w:right w:type="dxa" w:w="100"/>
+            </w:tcMar>
+          </w:tcPr>
+          <w:p>
+            <w:r>
+              <w:rPr>
+                <w:rFonts w:ascii="Arial" w:cs="Arial" w:eastAsia="Arial" w:hAnsi="Arial"/>
+                <w:sz w:val="18"/>
+                <w:szCs w:val="18"/>
+              </w:rPr>
+              <w:t>Artigo (CASCADE ao excluir)</w:t>
+            </w:r>
+          </w:p>
+        </w:tc>
+      </w:tr>
+      <w:tr>
+        <w:tc>
+          <w:tcPr>
+            <w:tcW w:type="dxa" w:w="1800"/>
+            <w:tcBorders>
+              <w:top w:val="single" w:color="CCCCCC" w:sz="1"/>
+              <w:left w:val="single" w:color="CCCCCC" w:sz="1"/>
+              <w:bottom w:val="single" w:color="CCCCCC" w:sz="1"/>
+              <w:right w:val="single" w:color="CCCCCC" w:sz="1"/>
+            </w:tcBorders>
+            <w:shd w:fill="FFF3E0" w:val="clear"/>
+            <w:tcMar>
+              <w:top w:type="dxa" w:w="60"/>
+              <w:left w:type="dxa" w:w="100"/>
+              <w:bottom w:type="dxa" w:w="60"/>
+              <w:right w:type="dxa" w:w="100"/>
+            </w:tcMar>
+          </w:tcPr>
+          <w:p>
+            <w:r>
+              <w:rPr>
+                <w:rFonts w:ascii="Arial" w:cs="Arial" w:eastAsia="Arial" w:hAnsi="Arial"/>
+                <w:b/>
+                <w:bCs/>
+                <w:sz w:val="18"/>
+                <w:szCs w:val="18"/>
+              </w:rPr>
+              <w:t>product_id</w:t>
+            </w:r>
+          </w:p>
+        </w:tc>
+        <w:tc>
+          <w:tcPr>
+            <w:tcW w:type="dxa" w:w="1200"/>
+            <w:tcBorders>
+              <w:top w:val="single" w:color="CCCCCC" w:sz="1"/>
+              <w:left w:val="single" w:color="CCCCCC" w:sz="1"/>
+              <w:bottom w:val="single" w:color="CCCCCC" w:sz="1"/>
+              <w:right w:val="single" w:color="CCCCCC" w:sz="1"/>
+            </w:tcBorders>
+            <w:shd w:fill="FFF3E0" w:val="clear"/>
+            <w:tcMar>
+              <w:top w:type="dxa" w:w="60"/>
+              <w:left w:type="dxa" w:w="100"/>
+              <w:bottom w:type="dxa" w:w="60"/>
+              <w:right w:type="dxa" w:w="100"/>
+            </w:tcMar>
+          </w:tcPr>
+          <w:p>
+            <w:r>
+              <w:rPr>
+                <w:rFonts w:ascii="Courier New" w:cs="Courier New" w:eastAsia="Courier New" w:hAnsi="Courier New"/>
+                <w:sz w:val="16"/>
+                <w:szCs w:val="16"/>
+              </w:rPr>
+              <w:t>UUID</w:t>
+            </w:r>
+          </w:p>
+        </w:tc>
+        <w:tc>
+          <w:tcPr>
+            <w:tcW w:type="dxa" w:w="600"/>
+            <w:tcBorders>
+              <w:top w:val="single" w:color="CCCCCC" w:sz="1"/>
+              <w:left w:val="single" w:color="CCCCCC" w:sz="1"/>
+              <w:bottom w:val="single" w:color="CCCCCC" w:sz="1"/>
+              <w:right w:val="single" w:color="CCCCCC" w:sz="1"/>
+            </w:tcBorders>
+            <w:shd w:fill="FFF3E0" w:val="clear"/>
+            <w:tcMar>
+              <w:top w:type="dxa" w:w="60"/>
+              <w:left w:type="dxa" w:w="100"/>
+              <w:bottom w:type="dxa" w:w="60"/>
+              <w:right w:type="dxa" w:w="100"/>
+            </w:tcMar>
+          </w:tcPr>
+          <w:p>
+            <w:r>
+              <w:rPr>
+                <w:rFonts w:ascii="Arial" w:cs="Arial" w:eastAsia="Arial" w:hAnsi="Arial"/>
+                <w:sz w:val="18"/>
+                <w:szCs w:val="18"/>
+              </w:rPr>
+              <w:t>NO</w:t>
+            </w:r>
+          </w:p>
+        </w:tc>
+        <w:tc>
+          <w:tcPr>
+            <w:tcW w:type="dxa" w:w="1000"/>
+            <w:tcBorders>
+              <w:top w:val="single" w:color="CCCCCC" w:sz="1"/>
+              <w:left w:val="single" w:color="CCCCCC" w:sz="1"/>
+              <w:bottom w:val="single" w:color="CCCCCC" w:sz="1"/>
+              <w:right w:val="single" w:color="CCCCCC" w:sz="1"/>
+            </w:tcBorders>
+            <w:shd w:fill="FFF3E0" w:val="clear"/>
+            <w:tcMar>
+              <w:top w:type="dxa" w:w="60"/>
+              <w:left w:type="dxa" w:w="100"/>
+              <w:bottom w:type="dxa" w:w="60"/>
+              <w:right w:type="dxa" w:w="100"/>
+            </w:tcMar>
+          </w:tcPr>
+          <w:p>
+            <w:r>
+              <w:rPr>
+                <w:rFonts w:ascii="Arial" w:cs="Arial" w:eastAsia="Arial" w:hAnsi="Arial"/>
+                <w:sz w:val="18"/>
+                <w:szCs w:val="18"/>
+              </w:rPr>
+              <w:t>-</w:t>
+            </w:r>
+          </w:p>
+        </w:tc>
+        <w:tc>
+          <w:tcPr>
+            <w:tcW w:type="dxa" w:w="1200"/>
+            <w:tcBorders>
+              <w:top w:val="single" w:color="CCCCCC" w:sz="1"/>
+              <w:left w:val="single" w:color="CCCCCC" w:sz="1"/>
+              <w:bottom w:val="single" w:color="CCCCCC" w:sz="1"/>
+              <w:right w:val="single" w:color="CCCCCC" w:sz="1"/>
+            </w:tcBorders>
+            <w:shd w:fill="FFF3E0" w:val="clear"/>
+            <w:tcMar>
+              <w:top w:type="dxa" w:w="60"/>
+              <w:left w:type="dxa" w:w="100"/>
+              <w:bottom w:type="dxa" w:w="60"/>
+              <w:right w:type="dxa" w:w="100"/>
+            </w:tcMar>
+          </w:tcPr>
+          <w:p>
+            <w:r>
+              <w:rPr>
+                <w:rFonts w:ascii="Arial" w:cs="Arial" w:eastAsia="Arial" w:hAnsi="Arial"/>
+                <w:sz w:val="18"/>
+                <w:szCs w:val="18"/>
+              </w:rPr>
+              <w:t>PK, FK products.id</w:t>
+            </w:r>
+          </w:p>
+        </w:tc>
+        <w:tc>
+          <w:tcPr>
+            <w:tcW w:type="dxa" w:w="3560"/>
+            <w:tcBorders>
+              <w:top w:val="single" w:color="CCCCCC" w:sz="1"/>
+              <w:left w:val="single" w:color="CCCCCC" w:sz="1"/>
+              <w:bottom w:val="single" w:color="CCCCCC" w:sz="1"/>
+              <w:right w:val="single" w:color="CCCCCC" w:sz="1"/>
+            </w:tcBorders>
+            <w:shd w:fill="FFF3E0" w:val="clear"/>
+            <w:tcMar>
+              <w:top w:type="dxa" w:w="60"/>
+              <w:left w:type="dxa" w:w="100"/>
+              <w:bottom w:type="dxa" w:w="60"/>
+              <w:right w:type="dxa" w:w="100"/>
+            </w:tcMar>
+          </w:tcPr>
+          <w:p>
+            <w:r>
+              <w:rPr>
+                <w:rFonts w:ascii="Arial" w:cs="Arial" w:eastAsia="Arial" w:hAnsi="Arial"/>
+                <w:sz w:val="18"/>
+                <w:szCs w:val="18"/>
+              </w:rPr>
+              <w:t>Produto (CASCADE ao excluir)</w:t>
+            </w:r>
+          </w:p>
+        </w:tc>
+      </w:tr>
+    </w:tbl>
+    <w:p>
+      <w:pPr>
+        <w:spacing w:after="120"/>
+      </w:pPr>
+      <w:r>
+        <w:rPr>
+          <w:rFonts w:ascii="Arial" w:cs="Arial" w:eastAsia="Arial" w:hAnsi="Arial"/>
+          <w:sz w:val="20"/>
+          <w:szCs w:val="20"/>
+        </w:rPr>
+        <w:t>Indices: ix_kb_article_products_product_id</w:t>
       </w:r>
     </w:p>
     <w:p>

--- a/Documentação/Dicionario_Dados_HelpDesk_v1.docx
+++ b/Documentação/Dicionario_Dados_HelpDesk_v1.docx
@@ -397,6 +397,48 @@
           <w:p>
             <w:r>
               <w:t>Respostas rapidas, produtos na base de conhecimento, escala CSAT 1-10 e jornada de SLA 08:00-17:00</w:t>
+            </w:r>
+          </w:p>
+        </w:tc>
+      </w:tr>
+      <w:tr>
+        <w:tc>
+          <w:tcPr>
+            <w:tcW w:type="dxa" w:w="1500"/>
+          </w:tcPr>
+          <w:p>
+            <w:r>
+              <w:t>1.2</w:t>
+            </w:r>
+          </w:p>
+        </w:tc>
+        <w:tc>
+          <w:tcPr>
+            <w:tcW w:type="dxa" w:w="1500"/>
+          </w:tcPr>
+          <w:p>
+            <w:r>
+              <w:t>07/08/2026</w:t>
+            </w:r>
+          </w:p>
+        </w:tc>
+        <w:tc>
+          <w:tcPr>
+            <w:tcW w:type="dxa" w:w="2000"/>
+          </w:tcPr>
+          <w:p>
+            <w:r>
+              <w:t>Health &amp; Safety TI</w:t>
+            </w:r>
+          </w:p>
+        </w:tc>
+        <w:tc>
+          <w:tcPr>
+            <w:tcW w:type="dxa" w:w="2000"/>
+          </w:tcPr>
+          <w:p>
+            <w:r>
+              <w:t>Colunas do ciclo de encerramento do chamado (resolved_at, auto_closed, reopened_at, reopen_count) e user_id opcional no historico</w:t>
             </w:r>
           </w:p>
         </w:tc>
@@ -14131,6 +14173,670 @@
           </w:p>
         </w:tc>
       </w:tr>
+      <w:tr>
+        <w:tc>
+          <w:tcPr>
+            <w:tcW w:type="dxa" w:w="1800"/>
+            <w:tcBorders>
+              <w:top w:val="single" w:color="CCCCCC" w:sz="1"/>
+              <w:left w:val="single" w:color="CCCCCC" w:sz="1"/>
+              <w:bottom w:val="single" w:color="CCCCCC" w:sz="1"/>
+              <w:right w:val="single" w:color="CCCCCC" w:sz="1"/>
+            </w:tcBorders>
+            <w:tcMar>
+              <w:top w:type="dxa" w:w="60"/>
+              <w:left w:type="dxa" w:w="100"/>
+              <w:bottom w:type="dxa" w:w="60"/>
+              <w:right w:type="dxa" w:w="100"/>
+            </w:tcMar>
+          </w:tcPr>
+          <w:p>
+            <w:r>
+              <w:rPr>
+                <w:rFonts w:ascii="Arial" w:cs="Arial" w:eastAsia="Arial" w:hAnsi="Arial"/>
+                <w:b/>
+                <w:bCs/>
+                <w:sz w:val="18"/>
+                <w:szCs w:val="18"/>
+              </w:rPr>
+              <w:t>resolved_at</w:t>
+            </w:r>
+          </w:p>
+        </w:tc>
+        <w:tc>
+          <w:tcPr>
+            <w:tcW w:type="dxa" w:w="1200"/>
+            <w:tcBorders>
+              <w:top w:val="single" w:color="CCCCCC" w:sz="1"/>
+              <w:left w:val="single" w:color="CCCCCC" w:sz="1"/>
+              <w:bottom w:val="single" w:color="CCCCCC" w:sz="1"/>
+              <w:right w:val="single" w:color="CCCCCC" w:sz="1"/>
+            </w:tcBorders>
+            <w:tcMar>
+              <w:top w:type="dxa" w:w="60"/>
+              <w:left w:type="dxa" w:w="100"/>
+              <w:bottom w:type="dxa" w:w="60"/>
+              <w:right w:type="dxa" w:w="100"/>
+            </w:tcMar>
+          </w:tcPr>
+          <w:p>
+            <w:r>
+              <w:rPr>
+                <w:rFonts w:ascii="Courier New" w:cs="Courier New" w:eastAsia="Courier New" w:hAnsi="Courier New"/>
+                <w:sz w:val="16"/>
+                <w:szCs w:val="16"/>
+              </w:rPr>
+              <w:t>TIMESTAMPTZ</w:t>
+            </w:r>
+          </w:p>
+        </w:tc>
+        <w:tc>
+          <w:tcPr>
+            <w:tcW w:type="dxa" w:w="600"/>
+            <w:tcBorders>
+              <w:top w:val="single" w:color="CCCCCC" w:sz="1"/>
+              <w:left w:val="single" w:color="CCCCCC" w:sz="1"/>
+              <w:bottom w:val="single" w:color="CCCCCC" w:sz="1"/>
+              <w:right w:val="single" w:color="CCCCCC" w:sz="1"/>
+            </w:tcBorders>
+            <w:tcMar>
+              <w:top w:type="dxa" w:w="60"/>
+              <w:left w:type="dxa" w:w="100"/>
+              <w:bottom w:type="dxa" w:w="60"/>
+              <w:right w:type="dxa" w:w="100"/>
+            </w:tcMar>
+          </w:tcPr>
+          <w:p>
+            <w:r>
+              <w:rPr>
+                <w:rFonts w:ascii="Arial" w:cs="Arial" w:eastAsia="Arial" w:hAnsi="Arial"/>
+                <w:sz w:val="18"/>
+                <w:szCs w:val="18"/>
+              </w:rPr>
+              <w:t>YES</w:t>
+            </w:r>
+          </w:p>
+        </w:tc>
+        <w:tc>
+          <w:tcPr>
+            <w:tcW w:type="dxa" w:w="1000"/>
+            <w:tcBorders>
+              <w:top w:val="single" w:color="CCCCCC" w:sz="1"/>
+              <w:left w:val="single" w:color="CCCCCC" w:sz="1"/>
+              <w:bottom w:val="single" w:color="CCCCCC" w:sz="1"/>
+              <w:right w:val="single" w:color="CCCCCC" w:sz="1"/>
+            </w:tcBorders>
+            <w:tcMar>
+              <w:top w:type="dxa" w:w="60"/>
+              <w:left w:type="dxa" w:w="100"/>
+              <w:bottom w:type="dxa" w:w="60"/>
+              <w:right w:type="dxa" w:w="100"/>
+            </w:tcMar>
+          </w:tcPr>
+          <w:p>
+            <w:r>
+              <w:rPr>
+                <w:rFonts w:ascii="Arial" w:cs="Arial" w:eastAsia="Arial" w:hAnsi="Arial"/>
+                <w:sz w:val="18"/>
+                <w:szCs w:val="18"/>
+              </w:rPr>
+              <w:t>NULL</w:t>
+            </w:r>
+          </w:p>
+        </w:tc>
+        <w:tc>
+          <w:tcPr>
+            <w:tcW w:type="dxa" w:w="1200"/>
+            <w:tcBorders>
+              <w:top w:val="single" w:color="CCCCCC" w:sz="1"/>
+              <w:left w:val="single" w:color="CCCCCC" w:sz="1"/>
+              <w:bottom w:val="single" w:color="CCCCCC" w:sz="1"/>
+              <w:right w:val="single" w:color="CCCCCC" w:sz="1"/>
+            </w:tcBorders>
+            <w:tcMar>
+              <w:top w:type="dxa" w:w="60"/>
+              <w:left w:type="dxa" w:w="100"/>
+              <w:bottom w:type="dxa" w:w="60"/>
+              <w:right w:type="dxa" w:w="100"/>
+            </w:tcMar>
+          </w:tcPr>
+          <w:p>
+            <w:r>
+              <w:rPr>
+                <w:rFonts w:ascii="Arial" w:cs="Arial" w:eastAsia="Arial" w:hAnsi="Arial"/>
+                <w:sz w:val="18"/>
+                <w:szCs w:val="18"/>
+              </w:rPr>
+              <w:t>-</w:t>
+            </w:r>
+          </w:p>
+        </w:tc>
+        <w:tc>
+          <w:tcPr>
+            <w:tcW w:type="dxa" w:w="3560"/>
+            <w:tcBorders>
+              <w:top w:val="single" w:color="CCCCCC" w:sz="1"/>
+              <w:left w:val="single" w:color="CCCCCC" w:sz="1"/>
+              <w:bottom w:val="single" w:color="CCCCCC" w:sz="1"/>
+              <w:right w:val="single" w:color="CCCCCC" w:sz="1"/>
+            </w:tcBorders>
+            <w:tcMar>
+              <w:top w:type="dxa" w:w="60"/>
+              <w:left w:type="dxa" w:w="100"/>
+              <w:bottom w:type="dxa" w:w="60"/>
+              <w:right w:type="dxa" w:w="100"/>
+            </w:tcMar>
+          </w:tcPr>
+          <w:p>
+            <w:r>
+              <w:rPr>
+                <w:rFonts w:ascii="Arial" w:cs="Arial" w:eastAsia="Arial" w:hAnsi="Arial"/>
+                <w:sz w:val="18"/>
+                <w:szCs w:val="18"/>
+              </w:rPr>
+              <w:t>Momento em que o chamado entrou em Resolvido — referencia dos prazos de fechamento automatico (3 dias uteis) e de reabertura (5 dias uteis)</w:t>
+            </w:r>
+          </w:p>
+        </w:tc>
+      </w:tr>
+      <w:tr>
+        <w:tc>
+          <w:tcPr>
+            <w:tcW w:type="dxa" w:w="1800"/>
+            <w:tcBorders>
+              <w:top w:val="single" w:color="CCCCCC" w:sz="1"/>
+              <w:left w:val="single" w:color="CCCCCC" w:sz="1"/>
+              <w:bottom w:val="single" w:color="CCCCCC" w:sz="1"/>
+              <w:right w:val="single" w:color="CCCCCC" w:sz="1"/>
+            </w:tcBorders>
+            <w:tcMar>
+              <w:top w:type="dxa" w:w="60"/>
+              <w:left w:type="dxa" w:w="100"/>
+              <w:bottom w:type="dxa" w:w="60"/>
+              <w:right w:type="dxa" w:w="100"/>
+            </w:tcMar>
+          </w:tcPr>
+          <w:p>
+            <w:r>
+              <w:rPr>
+                <w:rFonts w:ascii="Arial" w:cs="Arial" w:eastAsia="Arial" w:hAnsi="Arial"/>
+                <w:b/>
+                <w:bCs/>
+                <w:sz w:val="18"/>
+                <w:szCs w:val="18"/>
+              </w:rPr>
+              <w:t>auto_closed</w:t>
+            </w:r>
+          </w:p>
+        </w:tc>
+        <w:tc>
+          <w:tcPr>
+            <w:tcW w:type="dxa" w:w="1200"/>
+            <w:tcBorders>
+              <w:top w:val="single" w:color="CCCCCC" w:sz="1"/>
+              <w:left w:val="single" w:color="CCCCCC" w:sz="1"/>
+              <w:bottom w:val="single" w:color="CCCCCC" w:sz="1"/>
+              <w:right w:val="single" w:color="CCCCCC" w:sz="1"/>
+            </w:tcBorders>
+            <w:tcMar>
+              <w:top w:type="dxa" w:w="60"/>
+              <w:left w:type="dxa" w:w="100"/>
+              <w:bottom w:type="dxa" w:w="60"/>
+              <w:right w:type="dxa" w:w="100"/>
+            </w:tcMar>
+          </w:tcPr>
+          <w:p>
+            <w:r>
+              <w:rPr>
+                <w:rFonts w:ascii="Courier New" w:cs="Courier New" w:eastAsia="Courier New" w:hAnsi="Courier New"/>
+                <w:sz w:val="16"/>
+                <w:szCs w:val="16"/>
+              </w:rPr>
+              <w:t>BOOLEAN</w:t>
+            </w:r>
+          </w:p>
+        </w:tc>
+        <w:tc>
+          <w:tcPr>
+            <w:tcW w:type="dxa" w:w="600"/>
+            <w:tcBorders>
+              <w:top w:val="single" w:color="CCCCCC" w:sz="1"/>
+              <w:left w:val="single" w:color="CCCCCC" w:sz="1"/>
+              <w:bottom w:val="single" w:color="CCCCCC" w:sz="1"/>
+              <w:right w:val="single" w:color="CCCCCC" w:sz="1"/>
+            </w:tcBorders>
+            <w:tcMar>
+              <w:top w:type="dxa" w:w="60"/>
+              <w:left w:type="dxa" w:w="100"/>
+              <w:bottom w:type="dxa" w:w="60"/>
+              <w:right w:type="dxa" w:w="100"/>
+            </w:tcMar>
+          </w:tcPr>
+          <w:p>
+            <w:r>
+              <w:rPr>
+                <w:rFonts w:ascii="Arial" w:cs="Arial" w:eastAsia="Arial" w:hAnsi="Arial"/>
+                <w:sz w:val="18"/>
+                <w:szCs w:val="18"/>
+              </w:rPr>
+              <w:t>NO</w:t>
+            </w:r>
+          </w:p>
+        </w:tc>
+        <w:tc>
+          <w:tcPr>
+            <w:tcW w:type="dxa" w:w="1000"/>
+            <w:tcBorders>
+              <w:top w:val="single" w:color="CCCCCC" w:sz="1"/>
+              <w:left w:val="single" w:color="CCCCCC" w:sz="1"/>
+              <w:bottom w:val="single" w:color="CCCCCC" w:sz="1"/>
+              <w:right w:val="single" w:color="CCCCCC" w:sz="1"/>
+            </w:tcBorders>
+            <w:tcMar>
+              <w:top w:type="dxa" w:w="60"/>
+              <w:left w:type="dxa" w:w="100"/>
+              <w:bottom w:type="dxa" w:w="60"/>
+              <w:right w:type="dxa" w:w="100"/>
+            </w:tcMar>
+          </w:tcPr>
+          <w:p>
+            <w:r>
+              <w:rPr>
+                <w:rFonts w:ascii="Arial" w:cs="Arial" w:eastAsia="Arial" w:hAnsi="Arial"/>
+                <w:sz w:val="18"/>
+                <w:szCs w:val="18"/>
+              </w:rPr>
+              <w:t>false</w:t>
+            </w:r>
+          </w:p>
+        </w:tc>
+        <w:tc>
+          <w:tcPr>
+            <w:tcW w:type="dxa" w:w="1200"/>
+            <w:tcBorders>
+              <w:top w:val="single" w:color="CCCCCC" w:sz="1"/>
+              <w:left w:val="single" w:color="CCCCCC" w:sz="1"/>
+              <w:bottom w:val="single" w:color="CCCCCC" w:sz="1"/>
+              <w:right w:val="single" w:color="CCCCCC" w:sz="1"/>
+            </w:tcBorders>
+            <w:tcMar>
+              <w:top w:type="dxa" w:w="60"/>
+              <w:left w:type="dxa" w:w="100"/>
+              <w:bottom w:type="dxa" w:w="60"/>
+              <w:right w:type="dxa" w:w="100"/>
+            </w:tcMar>
+          </w:tcPr>
+          <w:p>
+            <w:r>
+              <w:rPr>
+                <w:rFonts w:ascii="Arial" w:cs="Arial" w:eastAsia="Arial" w:hAnsi="Arial"/>
+                <w:sz w:val="18"/>
+                <w:szCs w:val="18"/>
+              </w:rPr>
+              <w:t>-</w:t>
+            </w:r>
+          </w:p>
+        </w:tc>
+        <w:tc>
+          <w:tcPr>
+            <w:tcW w:type="dxa" w:w="3560"/>
+            <w:tcBorders>
+              <w:top w:val="single" w:color="CCCCCC" w:sz="1"/>
+              <w:left w:val="single" w:color="CCCCCC" w:sz="1"/>
+              <w:bottom w:val="single" w:color="CCCCCC" w:sz="1"/>
+              <w:right w:val="single" w:color="CCCCCC" w:sz="1"/>
+            </w:tcBorders>
+            <w:tcMar>
+              <w:top w:type="dxa" w:w="60"/>
+              <w:left w:type="dxa" w:w="100"/>
+              <w:bottom w:type="dxa" w:w="60"/>
+              <w:right w:type="dxa" w:w="100"/>
+            </w:tcMar>
+          </w:tcPr>
+          <w:p>
+            <w:r>
+              <w:rPr>
+                <w:rFonts w:ascii="Arial" w:cs="Arial" w:eastAsia="Arial" w:hAnsi="Arial"/>
+                <w:sz w:val="18"/>
+                <w:szCs w:val="18"/>
+              </w:rPr>
+              <w:t>Fechado pela rotina automatica, sem acao humana</w:t>
+            </w:r>
+          </w:p>
+        </w:tc>
+      </w:tr>
+      <w:tr>
+        <w:tc>
+          <w:tcPr>
+            <w:tcW w:type="dxa" w:w="1800"/>
+            <w:tcBorders>
+              <w:top w:val="single" w:color="CCCCCC" w:sz="1"/>
+              <w:left w:val="single" w:color="CCCCCC" w:sz="1"/>
+              <w:bottom w:val="single" w:color="CCCCCC" w:sz="1"/>
+              <w:right w:val="single" w:color="CCCCCC" w:sz="1"/>
+            </w:tcBorders>
+            <w:tcMar>
+              <w:top w:type="dxa" w:w="60"/>
+              <w:left w:type="dxa" w:w="100"/>
+              <w:bottom w:type="dxa" w:w="60"/>
+              <w:right w:type="dxa" w:w="100"/>
+            </w:tcMar>
+          </w:tcPr>
+          <w:p>
+            <w:r>
+              <w:rPr>
+                <w:rFonts w:ascii="Arial" w:cs="Arial" w:eastAsia="Arial" w:hAnsi="Arial"/>
+                <w:b/>
+                <w:bCs/>
+                <w:sz w:val="18"/>
+                <w:szCs w:val="18"/>
+              </w:rPr>
+              <w:t>reopened_at</w:t>
+            </w:r>
+          </w:p>
+        </w:tc>
+        <w:tc>
+          <w:tcPr>
+            <w:tcW w:type="dxa" w:w="1200"/>
+            <w:tcBorders>
+              <w:top w:val="single" w:color="CCCCCC" w:sz="1"/>
+              <w:left w:val="single" w:color="CCCCCC" w:sz="1"/>
+              <w:bottom w:val="single" w:color="CCCCCC" w:sz="1"/>
+              <w:right w:val="single" w:color="CCCCCC" w:sz="1"/>
+            </w:tcBorders>
+            <w:tcMar>
+              <w:top w:type="dxa" w:w="60"/>
+              <w:left w:type="dxa" w:w="100"/>
+              <w:bottom w:type="dxa" w:w="60"/>
+              <w:right w:type="dxa" w:w="100"/>
+            </w:tcMar>
+          </w:tcPr>
+          <w:p>
+            <w:r>
+              <w:rPr>
+                <w:rFonts w:ascii="Courier New" w:cs="Courier New" w:eastAsia="Courier New" w:hAnsi="Courier New"/>
+                <w:sz w:val="16"/>
+                <w:szCs w:val="16"/>
+              </w:rPr>
+              <w:t>TIMESTAMPTZ</w:t>
+            </w:r>
+          </w:p>
+        </w:tc>
+        <w:tc>
+          <w:tcPr>
+            <w:tcW w:type="dxa" w:w="600"/>
+            <w:tcBorders>
+              <w:top w:val="single" w:color="CCCCCC" w:sz="1"/>
+              <w:left w:val="single" w:color="CCCCCC" w:sz="1"/>
+              <w:bottom w:val="single" w:color="CCCCCC" w:sz="1"/>
+              <w:right w:val="single" w:color="CCCCCC" w:sz="1"/>
+            </w:tcBorders>
+            <w:tcMar>
+              <w:top w:type="dxa" w:w="60"/>
+              <w:left w:type="dxa" w:w="100"/>
+              <w:bottom w:type="dxa" w:w="60"/>
+              <w:right w:type="dxa" w:w="100"/>
+            </w:tcMar>
+          </w:tcPr>
+          <w:p>
+            <w:r>
+              <w:rPr>
+                <w:rFonts w:ascii="Arial" w:cs="Arial" w:eastAsia="Arial" w:hAnsi="Arial"/>
+                <w:sz w:val="18"/>
+                <w:szCs w:val="18"/>
+              </w:rPr>
+              <w:t>YES</w:t>
+            </w:r>
+          </w:p>
+        </w:tc>
+        <w:tc>
+          <w:tcPr>
+            <w:tcW w:type="dxa" w:w="1000"/>
+            <w:tcBorders>
+              <w:top w:val="single" w:color="CCCCCC" w:sz="1"/>
+              <w:left w:val="single" w:color="CCCCCC" w:sz="1"/>
+              <w:bottom w:val="single" w:color="CCCCCC" w:sz="1"/>
+              <w:right w:val="single" w:color="CCCCCC" w:sz="1"/>
+            </w:tcBorders>
+            <w:tcMar>
+              <w:top w:type="dxa" w:w="60"/>
+              <w:left w:type="dxa" w:w="100"/>
+              <w:bottom w:type="dxa" w:w="60"/>
+              <w:right w:type="dxa" w:w="100"/>
+            </w:tcMar>
+          </w:tcPr>
+          <w:p>
+            <w:r>
+              <w:rPr>
+                <w:rFonts w:ascii="Arial" w:cs="Arial" w:eastAsia="Arial" w:hAnsi="Arial"/>
+                <w:sz w:val="18"/>
+                <w:szCs w:val="18"/>
+              </w:rPr>
+              <w:t>NULL</w:t>
+            </w:r>
+          </w:p>
+        </w:tc>
+        <w:tc>
+          <w:tcPr>
+            <w:tcW w:type="dxa" w:w="1200"/>
+            <w:tcBorders>
+              <w:top w:val="single" w:color="CCCCCC" w:sz="1"/>
+              <w:left w:val="single" w:color="CCCCCC" w:sz="1"/>
+              <w:bottom w:val="single" w:color="CCCCCC" w:sz="1"/>
+              <w:right w:val="single" w:color="CCCCCC" w:sz="1"/>
+            </w:tcBorders>
+            <w:tcMar>
+              <w:top w:type="dxa" w:w="60"/>
+              <w:left w:type="dxa" w:w="100"/>
+              <w:bottom w:type="dxa" w:w="60"/>
+              <w:right w:type="dxa" w:w="100"/>
+            </w:tcMar>
+          </w:tcPr>
+          <w:p>
+            <w:r>
+              <w:rPr>
+                <w:rFonts w:ascii="Arial" w:cs="Arial" w:eastAsia="Arial" w:hAnsi="Arial"/>
+                <w:sz w:val="18"/>
+                <w:szCs w:val="18"/>
+              </w:rPr>
+              <w:t>-</w:t>
+            </w:r>
+          </w:p>
+        </w:tc>
+        <w:tc>
+          <w:tcPr>
+            <w:tcW w:type="dxa" w:w="3560"/>
+            <w:tcBorders>
+              <w:top w:val="single" w:color="CCCCCC" w:sz="1"/>
+              <w:left w:val="single" w:color="CCCCCC" w:sz="1"/>
+              <w:bottom w:val="single" w:color="CCCCCC" w:sz="1"/>
+              <w:right w:val="single" w:color="CCCCCC" w:sz="1"/>
+            </w:tcBorders>
+            <w:tcMar>
+              <w:top w:type="dxa" w:w="60"/>
+              <w:left w:type="dxa" w:w="100"/>
+              <w:bottom w:type="dxa" w:w="60"/>
+              <w:right w:type="dxa" w:w="100"/>
+            </w:tcMar>
+          </w:tcPr>
+          <w:p>
+            <w:r>
+              <w:rPr>
+                <w:rFonts w:ascii="Arial" w:cs="Arial" w:eastAsia="Arial" w:hAnsi="Arial"/>
+                <w:sz w:val="18"/>
+                <w:szCs w:val="18"/>
+              </w:rPr>
+              <w:t>Data/hora da ultima reabertura do chamado</w:t>
+            </w:r>
+          </w:p>
+        </w:tc>
+      </w:tr>
+      <w:tr>
+        <w:tc>
+          <w:tcPr>
+            <w:tcW w:type="dxa" w:w="1800"/>
+            <w:tcBorders>
+              <w:top w:val="single" w:color="CCCCCC" w:sz="1"/>
+              <w:left w:val="single" w:color="CCCCCC" w:sz="1"/>
+              <w:bottom w:val="single" w:color="CCCCCC" w:sz="1"/>
+              <w:right w:val="single" w:color="CCCCCC" w:sz="1"/>
+            </w:tcBorders>
+            <w:tcMar>
+              <w:top w:type="dxa" w:w="60"/>
+              <w:left w:type="dxa" w:w="100"/>
+              <w:bottom w:type="dxa" w:w="60"/>
+              <w:right w:type="dxa" w:w="100"/>
+            </w:tcMar>
+          </w:tcPr>
+          <w:p>
+            <w:r>
+              <w:rPr>
+                <w:rFonts w:ascii="Arial" w:cs="Arial" w:eastAsia="Arial" w:hAnsi="Arial"/>
+                <w:b/>
+                <w:bCs/>
+                <w:sz w:val="18"/>
+                <w:szCs w:val="18"/>
+              </w:rPr>
+              <w:t>reopen_count</w:t>
+            </w:r>
+          </w:p>
+        </w:tc>
+        <w:tc>
+          <w:tcPr>
+            <w:tcW w:type="dxa" w:w="1200"/>
+            <w:tcBorders>
+              <w:top w:val="single" w:color="CCCCCC" w:sz="1"/>
+              <w:left w:val="single" w:color="CCCCCC" w:sz="1"/>
+              <w:bottom w:val="single" w:color="CCCCCC" w:sz="1"/>
+              <w:right w:val="single" w:color="CCCCCC" w:sz="1"/>
+            </w:tcBorders>
+            <w:tcMar>
+              <w:top w:type="dxa" w:w="60"/>
+              <w:left w:type="dxa" w:w="100"/>
+              <w:bottom w:type="dxa" w:w="60"/>
+              <w:right w:type="dxa" w:w="100"/>
+            </w:tcMar>
+          </w:tcPr>
+          <w:p>
+            <w:r>
+              <w:rPr>
+                <w:rFonts w:ascii="Courier New" w:cs="Courier New" w:eastAsia="Courier New" w:hAnsi="Courier New"/>
+                <w:sz w:val="16"/>
+                <w:szCs w:val="16"/>
+              </w:rPr>
+              <w:t>INTEGER</w:t>
+            </w:r>
+          </w:p>
+        </w:tc>
+        <w:tc>
+          <w:tcPr>
+            <w:tcW w:type="dxa" w:w="600"/>
+            <w:tcBorders>
+              <w:top w:val="single" w:color="CCCCCC" w:sz="1"/>
+              <w:left w:val="single" w:color="CCCCCC" w:sz="1"/>
+              <w:bottom w:val="single" w:color="CCCCCC" w:sz="1"/>
+              <w:right w:val="single" w:color="CCCCCC" w:sz="1"/>
+            </w:tcBorders>
+            <w:tcMar>
+              <w:top w:type="dxa" w:w="60"/>
+              <w:left w:type="dxa" w:w="100"/>
+              <w:bottom w:type="dxa" w:w="60"/>
+              <w:right w:type="dxa" w:w="100"/>
+            </w:tcMar>
+          </w:tcPr>
+          <w:p>
+            <w:r>
+              <w:rPr>
+                <w:rFonts w:ascii="Arial" w:cs="Arial" w:eastAsia="Arial" w:hAnsi="Arial"/>
+                <w:sz w:val="18"/>
+                <w:szCs w:val="18"/>
+              </w:rPr>
+              <w:t>NO</w:t>
+            </w:r>
+          </w:p>
+        </w:tc>
+        <w:tc>
+          <w:tcPr>
+            <w:tcW w:type="dxa" w:w="1000"/>
+            <w:tcBorders>
+              <w:top w:val="single" w:color="CCCCCC" w:sz="1"/>
+              <w:left w:val="single" w:color="CCCCCC" w:sz="1"/>
+              <w:bottom w:val="single" w:color="CCCCCC" w:sz="1"/>
+              <w:right w:val="single" w:color="CCCCCC" w:sz="1"/>
+            </w:tcBorders>
+            <w:tcMar>
+              <w:top w:type="dxa" w:w="60"/>
+              <w:left w:type="dxa" w:w="100"/>
+              <w:bottom w:type="dxa" w:w="60"/>
+              <w:right w:type="dxa" w:w="100"/>
+            </w:tcMar>
+          </w:tcPr>
+          <w:p>
+            <w:r>
+              <w:rPr>
+                <w:rFonts w:ascii="Arial" w:cs="Arial" w:eastAsia="Arial" w:hAnsi="Arial"/>
+                <w:sz w:val="18"/>
+                <w:szCs w:val="18"/>
+              </w:rPr>
+              <w:t>0</w:t>
+            </w:r>
+          </w:p>
+        </w:tc>
+        <w:tc>
+          <w:tcPr>
+            <w:tcW w:type="dxa" w:w="1200"/>
+            <w:tcBorders>
+              <w:top w:val="single" w:color="CCCCCC" w:sz="1"/>
+              <w:left w:val="single" w:color="CCCCCC" w:sz="1"/>
+              <w:bottom w:val="single" w:color="CCCCCC" w:sz="1"/>
+              <w:right w:val="single" w:color="CCCCCC" w:sz="1"/>
+            </w:tcBorders>
+            <w:tcMar>
+              <w:top w:type="dxa" w:w="60"/>
+              <w:left w:type="dxa" w:w="100"/>
+              <w:bottom w:type="dxa" w:w="60"/>
+              <w:right w:type="dxa" w:w="100"/>
+            </w:tcMar>
+          </w:tcPr>
+          <w:p>
+            <w:r>
+              <w:rPr>
+                <w:rFonts w:ascii="Arial" w:cs="Arial" w:eastAsia="Arial" w:hAnsi="Arial"/>
+                <w:sz w:val="18"/>
+                <w:szCs w:val="18"/>
+              </w:rPr>
+              <w:t>-</w:t>
+            </w:r>
+          </w:p>
+        </w:tc>
+        <w:tc>
+          <w:tcPr>
+            <w:tcW w:type="dxa" w:w="3560"/>
+            <w:tcBorders>
+              <w:top w:val="single" w:color="CCCCCC" w:sz="1"/>
+              <w:left w:val="single" w:color="CCCCCC" w:sz="1"/>
+              <w:bottom w:val="single" w:color="CCCCCC" w:sz="1"/>
+              <w:right w:val="single" w:color="CCCCCC" w:sz="1"/>
+            </w:tcBorders>
+            <w:tcMar>
+              <w:top w:type="dxa" w:w="60"/>
+              <w:left w:type="dxa" w:w="100"/>
+              <w:bottom w:type="dxa" w:w="60"/>
+              <w:right w:type="dxa" w:w="100"/>
+            </w:tcMar>
+          </w:tcPr>
+          <w:p>
+            <w:r>
+              <w:rPr>
+                <w:rFonts w:ascii="Arial" w:cs="Arial" w:eastAsia="Arial" w:hAnsi="Arial"/>
+                <w:sz w:val="18"/>
+                <w:szCs w:val="18"/>
+              </w:rPr>
+              <w:t>Quantas vezes o chamado ja foi reaberto</w:t>
+            </w:r>
+          </w:p>
+        </w:tc>
+      </w:tr>
     </w:tbl>
     <w:p>
       <w:pPr>
@@ -16606,7 +17312,7 @@
                 <w:sz w:val="18"/>
                 <w:szCs w:val="18"/>
               </w:rPr>
-              <w:t xml:space="preserve">NO</w:t>
+              <w:t>YES</w:t>
             </w:r>
           </w:p>
         </w:tc>
@@ -16634,7 +17340,7 @@
                 <w:sz w:val="18"/>
                 <w:szCs w:val="18"/>
               </w:rPr>
-              <w:t xml:space="preserve">-</w:t>
+              <w:t>NULL</w:t>
             </w:r>
           </w:p>
         </w:tc>
@@ -16690,7 +17396,7 @@
                 <w:sz w:val="18"/>
                 <w:szCs w:val="18"/>
               </w:rPr>
-              <w:t xml:space="preserve">Usuario que realizou a alteracao</w:t>
+              <w:t>Usuario que realizou a alteracao; nulo quando a acao foi do proprio sistema (fechamento automatico), exibido como 'Sistema' na tela</w:t>
             </w:r>
           </w:p>
         </w:tc>

--- a/Documentação/Dicionario_Dados_HelpDesk_v1.docx
+++ b/Documentação/Dicionario_Dados_HelpDesk_v1.docx
@@ -438,7 +438,7 @@
           </w:tcPr>
           <w:p>
             <w:r>
-              <w:t>Colunas do ciclo de encerramento do chamado (resolved_at, auto_closed, reopened_at, reopen_count) e user_id opcional no historico</w:t>
+              <w:t>Colunas do ciclo de encerramento do chamado (resolved_at, auto_closed, reopened_at, reopen_count), user_id opcional no historico e nota de recomendacao na pesquisa de satisfacao</w:t>
             </w:r>
           </w:p>
         </w:tc>
@@ -34319,6 +34319,172 @@
                 <w:szCs w:val="18"/>
               </w:rPr>
               <w:t xml:space="preserve">Data de envio da pesquisa</w:t>
+            </w:r>
+          </w:p>
+        </w:tc>
+      </w:tr>
+      <w:tr>
+        <w:tc>
+          <w:tcPr>
+            <w:tcW w:type="dxa" w:w="1800"/>
+            <w:tcBorders>
+              <w:top w:val="single" w:color="CCCCCC" w:sz="1"/>
+              <w:left w:val="single" w:color="CCCCCC" w:sz="1"/>
+              <w:bottom w:val="single" w:color="CCCCCC" w:sz="1"/>
+              <w:right w:val="single" w:color="CCCCCC" w:sz="1"/>
+            </w:tcBorders>
+            <w:tcMar>
+              <w:top w:type="dxa" w:w="60"/>
+              <w:left w:type="dxa" w:w="100"/>
+              <w:bottom w:type="dxa" w:w="60"/>
+              <w:right w:type="dxa" w:w="100"/>
+            </w:tcMar>
+          </w:tcPr>
+          <w:p>
+            <w:r>
+              <w:rPr>
+                <w:rFonts w:ascii="Arial" w:cs="Arial" w:eastAsia="Arial" w:hAnsi="Arial"/>
+                <w:b/>
+                <w:bCs/>
+                <w:sz w:val="18"/>
+                <w:szCs w:val="18"/>
+              </w:rPr>
+              <w:t>recommend_rating</w:t>
+            </w:r>
+          </w:p>
+        </w:tc>
+        <w:tc>
+          <w:tcPr>
+            <w:tcW w:type="dxa" w:w="1200"/>
+            <w:tcBorders>
+              <w:top w:val="single" w:color="CCCCCC" w:sz="1"/>
+              <w:left w:val="single" w:color="CCCCCC" w:sz="1"/>
+              <w:bottom w:val="single" w:color="CCCCCC" w:sz="1"/>
+              <w:right w:val="single" w:color="CCCCCC" w:sz="1"/>
+            </w:tcBorders>
+            <w:tcMar>
+              <w:top w:type="dxa" w:w="60"/>
+              <w:left w:type="dxa" w:w="100"/>
+              <w:bottom w:type="dxa" w:w="60"/>
+              <w:right w:type="dxa" w:w="100"/>
+            </w:tcMar>
+          </w:tcPr>
+          <w:p>
+            <w:r>
+              <w:rPr>
+                <w:rFonts w:ascii="Courier New" w:cs="Courier New" w:eastAsia="Courier New" w:hAnsi="Courier New"/>
+                <w:sz w:val="16"/>
+                <w:szCs w:val="16"/>
+              </w:rPr>
+              <w:t>SMALLINT</w:t>
+            </w:r>
+          </w:p>
+        </w:tc>
+        <w:tc>
+          <w:tcPr>
+            <w:tcW w:type="dxa" w:w="600"/>
+            <w:tcBorders>
+              <w:top w:val="single" w:color="CCCCCC" w:sz="1"/>
+              <w:left w:val="single" w:color="CCCCCC" w:sz="1"/>
+              <w:bottom w:val="single" w:color="CCCCCC" w:sz="1"/>
+              <w:right w:val="single" w:color="CCCCCC" w:sz="1"/>
+            </w:tcBorders>
+            <w:tcMar>
+              <w:top w:type="dxa" w:w="60"/>
+              <w:left w:type="dxa" w:w="100"/>
+              <w:bottom w:type="dxa" w:w="60"/>
+              <w:right w:type="dxa" w:w="100"/>
+            </w:tcMar>
+          </w:tcPr>
+          <w:p>
+            <w:r>
+              <w:rPr>
+                <w:rFonts w:ascii="Arial" w:cs="Arial" w:eastAsia="Arial" w:hAnsi="Arial"/>
+                <w:sz w:val="18"/>
+                <w:szCs w:val="18"/>
+              </w:rPr>
+              <w:t>YES</w:t>
+            </w:r>
+          </w:p>
+        </w:tc>
+        <w:tc>
+          <w:tcPr>
+            <w:tcW w:type="dxa" w:w="1000"/>
+            <w:tcBorders>
+              <w:top w:val="single" w:color="CCCCCC" w:sz="1"/>
+              <w:left w:val="single" w:color="CCCCCC" w:sz="1"/>
+              <w:bottom w:val="single" w:color="CCCCCC" w:sz="1"/>
+              <w:right w:val="single" w:color="CCCCCC" w:sz="1"/>
+            </w:tcBorders>
+            <w:tcMar>
+              <w:top w:type="dxa" w:w="60"/>
+              <w:left w:type="dxa" w:w="100"/>
+              <w:bottom w:type="dxa" w:w="60"/>
+              <w:right w:type="dxa" w:w="100"/>
+            </w:tcMar>
+          </w:tcPr>
+          <w:p>
+            <w:r>
+              <w:rPr>
+                <w:rFonts w:ascii="Arial" w:cs="Arial" w:eastAsia="Arial" w:hAnsi="Arial"/>
+                <w:sz w:val="18"/>
+                <w:szCs w:val="18"/>
+              </w:rPr>
+              <w:t>NULL</w:t>
+            </w:r>
+          </w:p>
+        </w:tc>
+        <w:tc>
+          <w:tcPr>
+            <w:tcW w:type="dxa" w:w="1200"/>
+            <w:tcBorders>
+              <w:top w:val="single" w:color="CCCCCC" w:sz="1"/>
+              <w:left w:val="single" w:color="CCCCCC" w:sz="1"/>
+              <w:bottom w:val="single" w:color="CCCCCC" w:sz="1"/>
+              <w:right w:val="single" w:color="CCCCCC" w:sz="1"/>
+            </w:tcBorders>
+            <w:tcMar>
+              <w:top w:type="dxa" w:w="60"/>
+              <w:left w:type="dxa" w:w="100"/>
+              <w:bottom w:type="dxa" w:w="60"/>
+              <w:right w:type="dxa" w:w="100"/>
+            </w:tcMar>
+          </w:tcPr>
+          <w:p>
+            <w:r>
+              <w:rPr>
+                <w:rFonts w:ascii="Arial" w:cs="Arial" w:eastAsia="Arial" w:hAnsi="Arial"/>
+                <w:sz w:val="18"/>
+                <w:szCs w:val="18"/>
+              </w:rPr>
+              <w:t>-</w:t>
+            </w:r>
+          </w:p>
+        </w:tc>
+        <w:tc>
+          <w:tcPr>
+            <w:tcW w:type="dxa" w:w="3560"/>
+            <w:tcBorders>
+              <w:top w:val="single" w:color="CCCCCC" w:sz="1"/>
+              <w:left w:val="single" w:color="CCCCCC" w:sz="1"/>
+              <w:bottom w:val="single" w:color="CCCCCC" w:sz="1"/>
+              <w:right w:val="single" w:color="CCCCCC" w:sz="1"/>
+            </w:tcBorders>
+            <w:tcMar>
+              <w:top w:type="dxa" w:w="60"/>
+              <w:left w:type="dxa" w:w="100"/>
+              <w:bottom w:type="dxa" w:w="60"/>
+              <w:right w:type="dxa" w:w="100"/>
+            </w:tcMar>
+          </w:tcPr>
+          <w:p>
+            <w:r>
+              <w:rPr>
+                <w:rFonts w:ascii="Arial" w:cs="Arial" w:eastAsia="Arial" w:hAnsi="Arial"/>
+                <w:sz w:val="18"/>
+                <w:szCs w:val="18"/>
+              </w:rPr>
+              <w:t>O quanto recomendaria a empresa, de 1 a 10. Nulo nas avaliacoes enviadas antes da pergunta existir; ignorado no calculo da media</w:t>
             </w:r>
           </w:p>
         </w:tc>

--- a/Documentação/Dicionario_Dados_HelpDesk_v1.docx
+++ b/Documentação/Dicionario_Dados_HelpDesk_v1.docx
@@ -439,6 +439,48 @@
           <w:p>
             <w:r>
               <w:t>Colunas do ciclo de encerramento do chamado (resolved_at, auto_closed, reopened_at, reopen_count), user_id opcional no historico e nota de recomendacao na pesquisa de satisfacao</w:t>
+            </w:r>
+          </w:p>
+        </w:tc>
+      </w:tr>
+      <w:tr>
+        <w:tc>
+          <w:tcPr>
+            <w:tcW w:type="dxa" w:w="1500"/>
+          </w:tcPr>
+          <w:p>
+            <w:r>
+              <w:t>1.3</w:t>
+            </w:r>
+          </w:p>
+        </w:tc>
+        <w:tc>
+          <w:tcPr>
+            <w:tcW w:type="dxa" w:w="1500"/>
+          </w:tcPr>
+          <w:p>
+            <w:r>
+              <w:t>10/08/2026</w:t>
+            </w:r>
+          </w:p>
+        </w:tc>
+        <w:tc>
+          <w:tcPr>
+            <w:tcW w:type="dxa" w:w="2000"/>
+          </w:tcPr>
+          <w:p>
+            <w:r>
+              <w:t>Health &amp; Safety TI</w:t>
+            </w:r>
+          </w:p>
+        </w:tc>
+        <w:tc>
+          <w:tcPr>
+            <w:tcW w:type="dxa" w:w="2000"/>
+          </w:tcPr>
+          <w:p>
+            <w:r>
+              <w:t>Tabela ticket_equipments (N:N) substitui a coluna tickets.equipment_id</w:t>
             </w:r>
           </w:p>
         </w:tc>
@@ -12030,7 +12072,7 @@
                 <w:sz w:val="18"/>
                 <w:szCs w:val="18"/>
               </w:rPr>
-              <w:t xml:space="preserve">equipment_id</w:t>
+              <w:t>equipment_id (removido)</w:t>
             </w:r>
           </w:p>
         </w:tc>
@@ -12058,7 +12100,7 @@
                 <w:sz w:val="16"/>
                 <w:szCs w:val="16"/>
               </w:rPr>
-              <w:t xml:space="preserve">UUID</w:t>
+              <w:t>-</w:t>
             </w:r>
           </w:p>
         </w:tc>
@@ -12086,7 +12128,7 @@
                 <w:sz w:val="18"/>
                 <w:szCs w:val="18"/>
               </w:rPr>
-              <w:t xml:space="preserve">NO</w:t>
+              <w:t>-</w:t>
             </w:r>
           </w:p>
         </w:tc>
@@ -12114,7 +12156,7 @@
                 <w:sz w:val="18"/>
                 <w:szCs w:val="18"/>
               </w:rPr>
-              <w:t xml:space="preserve">-</w:t>
+              <w:t>-</w:t>
             </w:r>
           </w:p>
         </w:tc>
@@ -12142,7 +12184,7 @@
                 <w:sz w:val="18"/>
                 <w:szCs w:val="18"/>
               </w:rPr>
-              <w:t xml:space="preserve">FK</w:t>
+              <w:t>-</w:t>
             </w:r>
           </w:p>
         </w:tc>
@@ -12170,7 +12212,7 @@
                 <w:sz w:val="18"/>
                 <w:szCs w:val="18"/>
               </w:rPr>
-              <w:t xml:space="preserve">Equipamento vinculado (obrigatorio)</w:t>
+              <w:t>Substituido pela tabela ticket_equipments na v1.6.0: um chamado passou a aceitar varios equipamentos</w:t>
             </w:r>
           </w:p>
         </w:tc>
@@ -43230,6 +43272,602 @@
           <w:szCs w:val="20"/>
         </w:rPr>
         <w:t>Indices: ix_kb_article_products_product_id</w:t>
+      </w:r>
+    </w:p>
+    <w:p>
+      <w:pPr>
+        <w:pStyle w:val="Heading2"/>
+        <w:spacing w:after="120" w:before="200"/>
+      </w:pPr>
+      <w:r>
+        <w:rPr>
+          <w:rFonts w:ascii="Arial" w:cs="Arial" w:eastAsia="Arial" w:hAnsi="Arial"/>
+          <w:b/>
+          <w:bCs/>
+          <w:color w:val="2E75B6"/>
+          <w:sz w:val="24"/>
+          <w:szCs w:val="24"/>
+        </w:rPr>
+        <w:t>2.15 ticket_equipments</w:t>
+      </w:r>
+    </w:p>
+    <w:p>
+      <w:pPr>
+        <w:spacing w:after="120"/>
+      </w:pPr>
+      <w:r>
+        <w:rPr>
+          <w:rFonts w:ascii="Arial" w:cs="Arial" w:eastAsia="Arial" w:hAnsi="Arial"/>
+          <w:sz w:val="20"/>
+          <w:szCs w:val="20"/>
+        </w:rPr>
+        <w:t>Tabela de ligacao entre chamados e equipamentos. Um chamado pode cobrir varios aparelhos do cliente (ate 20) — antes existia a coluna tickets.equipment_id, que aceitava um so e foi removida na v1.6.0. O cliente so vincula equipamentos que pertencem a ele.</w:t>
+      </w:r>
+    </w:p>
+    <w:tbl>
+      <w:tblPr>
+        <w:tblW w:type="dxa" w:w="9360"/>
+        <w:tblBorders>
+          <w:top w:val="single" w:color="auto" w:sz="4"/>
+          <w:left w:val="single" w:color="auto" w:sz="4"/>
+          <w:bottom w:val="single" w:color="auto" w:sz="4"/>
+          <w:right w:val="single" w:color="auto" w:sz="4"/>
+          <w:insideH w:val="single" w:color="auto" w:sz="4"/>
+          <w:insideV w:val="single" w:color="auto" w:sz="4"/>
+        </w:tblBorders>
+      </w:tblPr>
+      <w:tblGrid>
+        <w:gridCol w:w="1800"/>
+        <w:gridCol w:w="1200"/>
+        <w:gridCol w:w="600"/>
+        <w:gridCol w:w="1000"/>
+        <w:gridCol w:w="1200"/>
+        <w:gridCol w:w="3560"/>
+      </w:tblGrid>
+      <w:tr>
+        <w:tc>
+          <w:tcPr>
+            <w:tcW w:type="dxa" w:w="1800"/>
+            <w:tcBorders>
+              <w:top w:val="single" w:color="CCCCCC" w:sz="1"/>
+              <w:left w:val="single" w:color="CCCCCC" w:sz="1"/>
+              <w:bottom w:val="single" w:color="CCCCCC" w:sz="1"/>
+              <w:right w:val="single" w:color="CCCCCC" w:sz="1"/>
+            </w:tcBorders>
+            <w:shd w:fill="1F4E79" w:val="clear"/>
+            <w:tcMar>
+              <w:top w:type="dxa" w:w="60"/>
+              <w:left w:type="dxa" w:w="100"/>
+              <w:bottom w:type="dxa" w:w="60"/>
+              <w:right w:type="dxa" w:w="100"/>
+            </w:tcMar>
+          </w:tcPr>
+          <w:p>
+            <w:r>
+              <w:rPr>
+                <w:rFonts w:ascii="Arial" w:cs="Arial" w:eastAsia="Arial" w:hAnsi="Arial"/>
+                <w:b/>
+                <w:bCs/>
+                <w:color w:val="FFFFFF"/>
+                <w:sz w:val="18"/>
+                <w:szCs w:val="18"/>
+              </w:rPr>
+              <w:t>Campo</w:t>
+            </w:r>
+          </w:p>
+        </w:tc>
+        <w:tc>
+          <w:tcPr>
+            <w:tcW w:type="dxa" w:w="1200"/>
+            <w:tcBorders>
+              <w:top w:val="single" w:color="CCCCCC" w:sz="1"/>
+              <w:left w:val="single" w:color="CCCCCC" w:sz="1"/>
+              <w:bottom w:val="single" w:color="CCCCCC" w:sz="1"/>
+              <w:right w:val="single" w:color="CCCCCC" w:sz="1"/>
+            </w:tcBorders>
+            <w:shd w:fill="1F4E79" w:val="clear"/>
+            <w:tcMar>
+              <w:top w:type="dxa" w:w="60"/>
+              <w:left w:type="dxa" w:w="100"/>
+              <w:bottom w:type="dxa" w:w="60"/>
+              <w:right w:type="dxa" w:w="100"/>
+            </w:tcMar>
+          </w:tcPr>
+          <w:p>
+            <w:r>
+              <w:rPr>
+                <w:rFonts w:ascii="Arial" w:cs="Arial" w:eastAsia="Arial" w:hAnsi="Arial"/>
+                <w:b/>
+                <w:bCs/>
+                <w:color w:val="FFFFFF"/>
+                <w:sz w:val="18"/>
+                <w:szCs w:val="18"/>
+              </w:rPr>
+              <w:t>Tipo</w:t>
+            </w:r>
+          </w:p>
+        </w:tc>
+        <w:tc>
+          <w:tcPr>
+            <w:tcW w:type="dxa" w:w="600"/>
+            <w:tcBorders>
+              <w:top w:val="single" w:color="CCCCCC" w:sz="1"/>
+              <w:left w:val="single" w:color="CCCCCC" w:sz="1"/>
+              <w:bottom w:val="single" w:color="CCCCCC" w:sz="1"/>
+              <w:right w:val="single" w:color="CCCCCC" w:sz="1"/>
+            </w:tcBorders>
+            <w:shd w:fill="1F4E79" w:val="clear"/>
+            <w:tcMar>
+              <w:top w:type="dxa" w:w="60"/>
+              <w:left w:type="dxa" w:w="100"/>
+              <w:bottom w:type="dxa" w:w="60"/>
+              <w:right w:type="dxa" w:w="100"/>
+            </w:tcMar>
+          </w:tcPr>
+          <w:p>
+            <w:r>
+              <w:rPr>
+                <w:rFonts w:ascii="Arial" w:cs="Arial" w:eastAsia="Arial" w:hAnsi="Arial"/>
+                <w:b/>
+                <w:bCs/>
+                <w:color w:val="FFFFFF"/>
+                <w:sz w:val="18"/>
+                <w:szCs w:val="18"/>
+              </w:rPr>
+              <w:t>Null</w:t>
+            </w:r>
+          </w:p>
+        </w:tc>
+        <w:tc>
+          <w:tcPr>
+            <w:tcW w:type="dxa" w:w="1000"/>
+            <w:tcBorders>
+              <w:top w:val="single" w:color="CCCCCC" w:sz="1"/>
+              <w:left w:val="single" w:color="CCCCCC" w:sz="1"/>
+              <w:bottom w:val="single" w:color="CCCCCC" w:sz="1"/>
+              <w:right w:val="single" w:color="CCCCCC" w:sz="1"/>
+            </w:tcBorders>
+            <w:shd w:fill="1F4E79" w:val="clear"/>
+            <w:tcMar>
+              <w:top w:type="dxa" w:w="60"/>
+              <w:left w:type="dxa" w:w="100"/>
+              <w:bottom w:type="dxa" w:w="60"/>
+              <w:right w:type="dxa" w:w="100"/>
+            </w:tcMar>
+          </w:tcPr>
+          <w:p>
+            <w:r>
+              <w:rPr>
+                <w:rFonts w:ascii="Arial" w:cs="Arial" w:eastAsia="Arial" w:hAnsi="Arial"/>
+                <w:b/>
+                <w:bCs/>
+                <w:color w:val="FFFFFF"/>
+                <w:sz w:val="18"/>
+                <w:szCs w:val="18"/>
+              </w:rPr>
+              <w:t>Default</w:t>
+            </w:r>
+          </w:p>
+        </w:tc>
+        <w:tc>
+          <w:tcPr>
+            <w:tcW w:type="dxa" w:w="1200"/>
+            <w:tcBorders>
+              <w:top w:val="single" w:color="CCCCCC" w:sz="1"/>
+              <w:left w:val="single" w:color="CCCCCC" w:sz="1"/>
+              <w:bottom w:val="single" w:color="CCCCCC" w:sz="1"/>
+              <w:right w:val="single" w:color="CCCCCC" w:sz="1"/>
+            </w:tcBorders>
+            <w:shd w:fill="1F4E79" w:val="clear"/>
+            <w:tcMar>
+              <w:top w:type="dxa" w:w="60"/>
+              <w:left w:type="dxa" w:w="100"/>
+              <w:bottom w:type="dxa" w:w="60"/>
+              <w:right w:type="dxa" w:w="100"/>
+            </w:tcMar>
+          </w:tcPr>
+          <w:p>
+            <w:r>
+              <w:rPr>
+                <w:rFonts w:ascii="Arial" w:cs="Arial" w:eastAsia="Arial" w:hAnsi="Arial"/>
+                <w:b/>
+                <w:bCs/>
+                <w:color w:val="FFFFFF"/>
+                <w:sz w:val="18"/>
+                <w:szCs w:val="18"/>
+              </w:rPr>
+              <w:t>Constraint</w:t>
+            </w:r>
+          </w:p>
+        </w:tc>
+        <w:tc>
+          <w:tcPr>
+            <w:tcW w:type="dxa" w:w="3560"/>
+            <w:tcBorders>
+              <w:top w:val="single" w:color="CCCCCC" w:sz="1"/>
+              <w:left w:val="single" w:color="CCCCCC" w:sz="1"/>
+              <w:bottom w:val="single" w:color="CCCCCC" w:sz="1"/>
+              <w:right w:val="single" w:color="CCCCCC" w:sz="1"/>
+            </w:tcBorders>
+            <w:shd w:fill="1F4E79" w:val="clear"/>
+            <w:tcMar>
+              <w:top w:type="dxa" w:w="60"/>
+              <w:left w:type="dxa" w:w="100"/>
+              <w:bottom w:type="dxa" w:w="60"/>
+              <w:right w:type="dxa" w:w="100"/>
+            </w:tcMar>
+          </w:tcPr>
+          <w:p>
+            <w:r>
+              <w:rPr>
+                <w:rFonts w:ascii="Arial" w:cs="Arial" w:eastAsia="Arial" w:hAnsi="Arial"/>
+                <w:b/>
+                <w:bCs/>
+                <w:color w:val="FFFFFF"/>
+                <w:sz w:val="18"/>
+                <w:szCs w:val="18"/>
+              </w:rPr>
+              <w:t>Descricao</w:t>
+            </w:r>
+          </w:p>
+        </w:tc>
+      </w:tr>
+      <w:tr>
+        <w:tc>
+          <w:tcPr>
+            <w:tcW w:type="dxa" w:w="1800"/>
+            <w:tcBorders>
+              <w:top w:val="single" w:color="CCCCCC" w:sz="1"/>
+              <w:left w:val="single" w:color="CCCCCC" w:sz="1"/>
+              <w:bottom w:val="single" w:color="CCCCCC" w:sz="1"/>
+              <w:right w:val="single" w:color="CCCCCC" w:sz="1"/>
+            </w:tcBorders>
+            <w:shd w:fill="E8F5E9" w:val="clear"/>
+            <w:tcMar>
+              <w:top w:type="dxa" w:w="60"/>
+              <w:left w:type="dxa" w:w="100"/>
+              <w:bottom w:type="dxa" w:w="60"/>
+              <w:right w:type="dxa" w:w="100"/>
+            </w:tcMar>
+          </w:tcPr>
+          <w:p>
+            <w:r>
+              <w:rPr>
+                <w:rFonts w:ascii="Arial" w:cs="Arial" w:eastAsia="Arial" w:hAnsi="Arial"/>
+                <w:b/>
+                <w:bCs/>
+                <w:sz w:val="18"/>
+                <w:szCs w:val="18"/>
+              </w:rPr>
+              <w:t>ticket_id</w:t>
+            </w:r>
+          </w:p>
+        </w:tc>
+        <w:tc>
+          <w:tcPr>
+            <w:tcW w:type="dxa" w:w="1200"/>
+            <w:tcBorders>
+              <w:top w:val="single" w:color="CCCCCC" w:sz="1"/>
+              <w:left w:val="single" w:color="CCCCCC" w:sz="1"/>
+              <w:bottom w:val="single" w:color="CCCCCC" w:sz="1"/>
+              <w:right w:val="single" w:color="CCCCCC" w:sz="1"/>
+            </w:tcBorders>
+            <w:shd w:fill="E8F5E9" w:val="clear"/>
+            <w:tcMar>
+              <w:top w:type="dxa" w:w="60"/>
+              <w:left w:type="dxa" w:w="100"/>
+              <w:bottom w:type="dxa" w:w="60"/>
+              <w:right w:type="dxa" w:w="100"/>
+            </w:tcMar>
+          </w:tcPr>
+          <w:p>
+            <w:r>
+              <w:rPr>
+                <w:rFonts w:ascii="Courier New" w:cs="Courier New" w:eastAsia="Courier New" w:hAnsi="Courier New"/>
+                <w:sz w:val="16"/>
+                <w:szCs w:val="16"/>
+              </w:rPr>
+              <w:t>UUID</w:t>
+            </w:r>
+          </w:p>
+        </w:tc>
+        <w:tc>
+          <w:tcPr>
+            <w:tcW w:type="dxa" w:w="600"/>
+            <w:tcBorders>
+              <w:top w:val="single" w:color="CCCCCC" w:sz="1"/>
+              <w:left w:val="single" w:color="CCCCCC" w:sz="1"/>
+              <w:bottom w:val="single" w:color="CCCCCC" w:sz="1"/>
+              <w:right w:val="single" w:color="CCCCCC" w:sz="1"/>
+            </w:tcBorders>
+            <w:shd w:fill="E8F5E9" w:val="clear"/>
+            <w:tcMar>
+              <w:top w:type="dxa" w:w="60"/>
+              <w:left w:type="dxa" w:w="100"/>
+              <w:bottom w:type="dxa" w:w="60"/>
+              <w:right w:type="dxa" w:w="100"/>
+            </w:tcMar>
+          </w:tcPr>
+          <w:p>
+            <w:r>
+              <w:rPr>
+                <w:rFonts w:ascii="Arial" w:cs="Arial" w:eastAsia="Arial" w:hAnsi="Arial"/>
+                <w:sz w:val="18"/>
+                <w:szCs w:val="18"/>
+              </w:rPr>
+              <w:t>NO</w:t>
+            </w:r>
+          </w:p>
+        </w:tc>
+        <w:tc>
+          <w:tcPr>
+            <w:tcW w:type="dxa" w:w="1000"/>
+            <w:tcBorders>
+              <w:top w:val="single" w:color="CCCCCC" w:sz="1"/>
+              <w:left w:val="single" w:color="CCCCCC" w:sz="1"/>
+              <w:bottom w:val="single" w:color="CCCCCC" w:sz="1"/>
+              <w:right w:val="single" w:color="CCCCCC" w:sz="1"/>
+            </w:tcBorders>
+            <w:shd w:fill="E8F5E9" w:val="clear"/>
+            <w:tcMar>
+              <w:top w:type="dxa" w:w="60"/>
+              <w:left w:type="dxa" w:w="100"/>
+              <w:bottom w:type="dxa" w:w="60"/>
+              <w:right w:type="dxa" w:w="100"/>
+            </w:tcMar>
+          </w:tcPr>
+          <w:p>
+            <w:r>
+              <w:rPr>
+                <w:rFonts w:ascii="Arial" w:cs="Arial" w:eastAsia="Arial" w:hAnsi="Arial"/>
+                <w:sz w:val="18"/>
+                <w:szCs w:val="18"/>
+              </w:rPr>
+              <w:t>-</w:t>
+            </w:r>
+          </w:p>
+        </w:tc>
+        <w:tc>
+          <w:tcPr>
+            <w:tcW w:type="dxa" w:w="1200"/>
+            <w:tcBorders>
+              <w:top w:val="single" w:color="CCCCCC" w:sz="1"/>
+              <w:left w:val="single" w:color="CCCCCC" w:sz="1"/>
+              <w:bottom w:val="single" w:color="CCCCCC" w:sz="1"/>
+              <w:right w:val="single" w:color="CCCCCC" w:sz="1"/>
+            </w:tcBorders>
+            <w:shd w:fill="E8F5E9" w:val="clear"/>
+            <w:tcMar>
+              <w:top w:type="dxa" w:w="60"/>
+              <w:left w:type="dxa" w:w="100"/>
+              <w:bottom w:type="dxa" w:w="60"/>
+              <w:right w:type="dxa" w:w="100"/>
+            </w:tcMar>
+          </w:tcPr>
+          <w:p>
+            <w:r>
+              <w:rPr>
+                <w:rFonts w:ascii="Arial" w:cs="Arial" w:eastAsia="Arial" w:hAnsi="Arial"/>
+                <w:sz w:val="18"/>
+                <w:szCs w:val="18"/>
+              </w:rPr>
+              <w:t>PK, FK tickets.id</w:t>
+            </w:r>
+          </w:p>
+        </w:tc>
+        <w:tc>
+          <w:tcPr>
+            <w:tcW w:type="dxa" w:w="3560"/>
+            <w:tcBorders>
+              <w:top w:val="single" w:color="CCCCCC" w:sz="1"/>
+              <w:left w:val="single" w:color="CCCCCC" w:sz="1"/>
+              <w:bottom w:val="single" w:color="CCCCCC" w:sz="1"/>
+              <w:right w:val="single" w:color="CCCCCC" w:sz="1"/>
+            </w:tcBorders>
+            <w:shd w:fill="E8F5E9" w:val="clear"/>
+            <w:tcMar>
+              <w:top w:type="dxa" w:w="60"/>
+              <w:left w:type="dxa" w:w="100"/>
+              <w:bottom w:type="dxa" w:w="60"/>
+              <w:right w:type="dxa" w:w="100"/>
+            </w:tcMar>
+          </w:tcPr>
+          <w:p>
+            <w:r>
+              <w:rPr>
+                <w:rFonts w:ascii="Arial" w:cs="Arial" w:eastAsia="Arial" w:hAnsi="Arial"/>
+                <w:sz w:val="18"/>
+                <w:szCs w:val="18"/>
+              </w:rPr>
+              <w:t>Chamado (CASCADE ao excluir)</w:t>
+            </w:r>
+          </w:p>
+        </w:tc>
+      </w:tr>
+      <w:tr>
+        <w:tc>
+          <w:tcPr>
+            <w:tcW w:type="dxa" w:w="1800"/>
+            <w:tcBorders>
+              <w:top w:val="single" w:color="CCCCCC" w:sz="1"/>
+              <w:left w:val="single" w:color="CCCCCC" w:sz="1"/>
+              <w:bottom w:val="single" w:color="CCCCCC" w:sz="1"/>
+              <w:right w:val="single" w:color="CCCCCC" w:sz="1"/>
+            </w:tcBorders>
+            <w:shd w:fill="FFF3E0" w:val="clear"/>
+            <w:tcMar>
+              <w:top w:type="dxa" w:w="60"/>
+              <w:left w:type="dxa" w:w="100"/>
+              <w:bottom w:type="dxa" w:w="60"/>
+              <w:right w:type="dxa" w:w="100"/>
+            </w:tcMar>
+          </w:tcPr>
+          <w:p>
+            <w:r>
+              <w:rPr>
+                <w:rFonts w:ascii="Arial" w:cs="Arial" w:eastAsia="Arial" w:hAnsi="Arial"/>
+                <w:b/>
+                <w:bCs/>
+                <w:sz w:val="18"/>
+                <w:szCs w:val="18"/>
+              </w:rPr>
+              <w:t>equipment_id</w:t>
+            </w:r>
+          </w:p>
+        </w:tc>
+        <w:tc>
+          <w:tcPr>
+            <w:tcW w:type="dxa" w:w="1200"/>
+            <w:tcBorders>
+              <w:top w:val="single" w:color="CCCCCC" w:sz="1"/>
+              <w:left w:val="single" w:color="CCCCCC" w:sz="1"/>
+              <w:bottom w:val="single" w:color="CCCCCC" w:sz="1"/>
+              <w:right w:val="single" w:color="CCCCCC" w:sz="1"/>
+            </w:tcBorders>
+            <w:shd w:fill="FFF3E0" w:val="clear"/>
+            <w:tcMar>
+              <w:top w:type="dxa" w:w="60"/>
+              <w:left w:type="dxa" w:w="100"/>
+              <w:bottom w:type="dxa" w:w="60"/>
+              <w:right w:type="dxa" w:w="100"/>
+            </w:tcMar>
+          </w:tcPr>
+          <w:p>
+            <w:r>
+              <w:rPr>
+                <w:rFonts w:ascii="Courier New" w:cs="Courier New" w:eastAsia="Courier New" w:hAnsi="Courier New"/>
+                <w:sz w:val="16"/>
+                <w:szCs w:val="16"/>
+              </w:rPr>
+              <w:t>UUID</w:t>
+            </w:r>
+          </w:p>
+        </w:tc>
+        <w:tc>
+          <w:tcPr>
+            <w:tcW w:type="dxa" w:w="600"/>
+            <w:tcBorders>
+              <w:top w:val="single" w:color="CCCCCC" w:sz="1"/>
+              <w:left w:val="single" w:color="CCCCCC" w:sz="1"/>
+              <w:bottom w:val="single" w:color="CCCCCC" w:sz="1"/>
+              <w:right w:val="single" w:color="CCCCCC" w:sz="1"/>
+            </w:tcBorders>
+            <w:shd w:fill="FFF3E0" w:val="clear"/>
+            <w:tcMar>
+              <w:top w:type="dxa" w:w="60"/>
+              <w:left w:type="dxa" w:w="100"/>
+              <w:bottom w:type="dxa" w:w="60"/>
+              <w:right w:type="dxa" w:w="100"/>
+            </w:tcMar>
+          </w:tcPr>
+          <w:p>
+            <w:r>
+              <w:rPr>
+                <w:rFonts w:ascii="Arial" w:cs="Arial" w:eastAsia="Arial" w:hAnsi="Arial"/>
+                <w:sz w:val="18"/>
+                <w:szCs w:val="18"/>
+              </w:rPr>
+              <w:t>NO</w:t>
+            </w:r>
+          </w:p>
+        </w:tc>
+        <w:tc>
+          <w:tcPr>
+            <w:tcW w:type="dxa" w:w="1000"/>
+            <w:tcBorders>
+              <w:top w:val="single" w:color="CCCCCC" w:sz="1"/>
+              <w:left w:val="single" w:color="CCCCCC" w:sz="1"/>
+              <w:bottom w:val="single" w:color="CCCCCC" w:sz="1"/>
+              <w:right w:val="single" w:color="CCCCCC" w:sz="1"/>
+            </w:tcBorders>
+            <w:shd w:fill="FFF3E0" w:val="clear"/>
+            <w:tcMar>
+              <w:top w:type="dxa" w:w="60"/>
+              <w:left w:type="dxa" w:w="100"/>
+              <w:bottom w:type="dxa" w:w="60"/>
+              <w:right w:type="dxa" w:w="100"/>
+            </w:tcMar>
+          </w:tcPr>
+          <w:p>
+            <w:r>
+              <w:rPr>
+                <w:rFonts w:ascii="Arial" w:cs="Arial" w:eastAsia="Arial" w:hAnsi="Arial"/>
+                <w:sz w:val="18"/>
+                <w:szCs w:val="18"/>
+              </w:rPr>
+              <w:t>-</w:t>
+            </w:r>
+          </w:p>
+        </w:tc>
+        <w:tc>
+          <w:tcPr>
+            <w:tcW w:type="dxa" w:w="1200"/>
+            <w:tcBorders>
+              <w:top w:val="single" w:color="CCCCCC" w:sz="1"/>
+              <w:left w:val="single" w:color="CCCCCC" w:sz="1"/>
+              <w:bottom w:val="single" w:color="CCCCCC" w:sz="1"/>
+              <w:right w:val="single" w:color="CCCCCC" w:sz="1"/>
+            </w:tcBorders>
+            <w:shd w:fill="FFF3E0" w:val="clear"/>
+            <w:tcMar>
+              <w:top w:type="dxa" w:w="60"/>
+              <w:left w:type="dxa" w:w="100"/>
+              <w:bottom w:type="dxa" w:w="60"/>
+              <w:right w:type="dxa" w:w="100"/>
+            </w:tcMar>
+          </w:tcPr>
+          <w:p>
+            <w:r>
+              <w:rPr>
+                <w:rFonts w:ascii="Arial" w:cs="Arial" w:eastAsia="Arial" w:hAnsi="Arial"/>
+                <w:sz w:val="18"/>
+                <w:szCs w:val="18"/>
+              </w:rPr>
+              <w:t>PK, FK equipments.id</w:t>
+            </w:r>
+          </w:p>
+        </w:tc>
+        <w:tc>
+          <w:tcPr>
+            <w:tcW w:type="dxa" w:w="3560"/>
+            <w:tcBorders>
+              <w:top w:val="single" w:color="CCCCCC" w:sz="1"/>
+              <w:left w:val="single" w:color="CCCCCC" w:sz="1"/>
+              <w:bottom w:val="single" w:color="CCCCCC" w:sz="1"/>
+              <w:right w:val="single" w:color="CCCCCC" w:sz="1"/>
+            </w:tcBorders>
+            <w:shd w:fill="FFF3E0" w:val="clear"/>
+            <w:tcMar>
+              <w:top w:type="dxa" w:w="60"/>
+              <w:left w:type="dxa" w:w="100"/>
+              <w:bottom w:type="dxa" w:w="60"/>
+              <w:right w:type="dxa" w:w="100"/>
+            </w:tcMar>
+          </w:tcPr>
+          <w:p>
+            <w:r>
+              <w:rPr>
+                <w:rFonts w:ascii="Arial" w:cs="Arial" w:eastAsia="Arial" w:hAnsi="Arial"/>
+                <w:sz w:val="18"/>
+                <w:szCs w:val="18"/>
+              </w:rPr>
+              <w:t>Equipamento (CASCADE ao excluir)</w:t>
+            </w:r>
+          </w:p>
+        </w:tc>
+      </w:tr>
+    </w:tbl>
+    <w:p>
+      <w:pPr>
+        <w:spacing w:after="120"/>
+      </w:pPr>
+      <w:r>
+        <w:rPr>
+          <w:rFonts w:ascii="Arial" w:cs="Arial" w:eastAsia="Arial" w:hAnsi="Arial"/>
+          <w:sz w:val="20"/>
+          <w:szCs w:val="20"/>
+        </w:rPr>
+        <w:t>Indices: ix_ticket_equipments_equipment_id</w:t>
       </w:r>
     </w:p>
     <w:p>
